--- a/Session15_assignment.docx
+++ b/Session15_assignment.docx
@@ -5,7 +5,23 @@
     <w:p>
       <w:pPr>
         <w:spacing w:after="300"/>
+        <w:jc w:val="center"/>
+        <w:rPr>
+          <w:b/>
+          <w:bCs/>
+          <w:sz w:val="28"/>
+          <w:szCs w:val="28"/>
+        </w:rPr>
       </w:pPr>
+      <w:r>
+        <w:rPr>
+          <w:b/>
+          <w:bCs/>
+          <w:sz w:val="28"/>
+          <w:szCs w:val="28"/>
+        </w:rPr>
+        <w:t>Session15 assignment</w:t>
+      </w:r>
     </w:p>
     <w:p>
       <w:pPr>
@@ -62,12 +78,6 @@
         <w:gridCol w:w="9350"/>
       </w:tblGrid>
       <w:tr>
-        <w:tblPrEx>
-          <w:tblCellMar>
-            <w:top w:w="0" w:type="dxa"/>
-            <w:bottom w:w="0" w:type="dxa"/>
-          </w:tblCellMar>
-        </w:tblPrEx>
         <w:tc>
           <w:tcPr>
             <w:tcW w:w="9350" w:type="dxa"/>
@@ -656,12 +666,6 @@
         <w:gridCol w:w="9350"/>
       </w:tblGrid>
       <w:tr>
-        <w:tblPrEx>
-          <w:tblCellMar>
-            <w:top w:w="0" w:type="dxa"/>
-            <w:bottom w:w="0" w:type="dxa"/>
-          </w:tblCellMar>
-        </w:tblPrEx>
         <w:tc>
           <w:tcPr>
             <w:tcW w:w="9350" w:type="dxa"/>
@@ -1390,12 +1394,6 @@
         <w:gridCol w:w="9350"/>
       </w:tblGrid>
       <w:tr>
-        <w:tblPrEx>
-          <w:tblCellMar>
-            <w:top w:w="0" w:type="dxa"/>
-            <w:bottom w:w="0" w:type="dxa"/>
-          </w:tblCellMar>
-        </w:tblPrEx>
         <w:tc>
           <w:tcPr>
             <w:tcW w:w="9350" w:type="dxa"/>
@@ -1996,12 +1994,6 @@
         <w:gridCol w:w="9350"/>
       </w:tblGrid>
       <w:tr>
-        <w:tblPrEx>
-          <w:tblCellMar>
-            <w:top w:w="0" w:type="dxa"/>
-            <w:bottom w:w="0" w:type="dxa"/>
-          </w:tblCellMar>
-        </w:tblPrEx>
         <w:tc>
           <w:tcPr>
             <w:tcW w:w="9350" w:type="dxa"/>
@@ -2674,12 +2666,6 @@
         <w:gridCol w:w="9350"/>
       </w:tblGrid>
       <w:tr>
-        <w:tblPrEx>
-          <w:tblCellMar>
-            <w:top w:w="0" w:type="dxa"/>
-            <w:bottom w:w="0" w:type="dxa"/>
-          </w:tblCellMar>
-        </w:tblPrEx>
         <w:tc>
           <w:tcPr>
             <w:tcW w:w="9350" w:type="dxa"/>
@@ -3843,6 +3829,7 @@
   <w:style w:type="character" w:default="1" w:styleId="DefaultParagraphFont">
     <w:name w:val="Default Paragraph Font"/>
     <w:uiPriority w:val="1"/>
+    <w:semiHidden/>
     <w:unhideWhenUsed/>
   </w:style>
   <w:style w:type="table" w:default="1" w:styleId="TableNormal">

--- a/Session15_assignment.docx
+++ b/Session15_assignment.docx
@@ -20,7 +20,16 @@
           <w:sz w:val="28"/>
           <w:szCs w:val="28"/>
         </w:rPr>
-        <w:t>Session15 assignment</w:t>
+        <w:t>Session15 assignmen</w:t>
+      </w:r>
+      <w:r>
+        <w:rPr>
+          <w:b/>
+          <w:bCs/>
+          <w:sz w:val="28"/>
+          <w:szCs w:val="28"/>
+        </w:rPr>
+        <w:t>t</w:t>
       </w:r>
     </w:p>
     <w:p>
@@ -40,21 +49,7 @@
         <w:rPr>
           <w:color w:val="000000"/>
         </w:rPr>
-        <w:t xml:space="preserve">Install the sqlite3 module in Python and write a script to create a new database called </w:t>
-      </w:r>
-      <w:proofErr w:type="spellStart"/>
-      <w:r>
-        <w:rPr>
-          <w:color w:val="000000"/>
-        </w:rPr>
-        <w:t>foodie.db</w:t>
-      </w:r>
-      <w:proofErr w:type="spellEnd"/>
-      <w:r>
-        <w:rPr>
-          <w:color w:val="000000"/>
-        </w:rPr>
-        <w:t xml:space="preserve"> with a table Restaurants (id, name, cuisine, rating).</w:t>
+        <w:t>Install the sqlite3 module in Python and write a script to create a new database called foodie.db with a table Restaurants (id, name, cuisine, rating).</w:t>
       </w:r>
     </w:p>
     <w:tbl>
@@ -126,25 +121,7 @@
                 <w:sz w:val="19"/>
                 <w:szCs w:val="19"/>
               </w:rPr>
-              <w:t xml:space="preserve"># </w:t>
-            </w:r>
-            <w:proofErr w:type="gramStart"/>
-            <w:r>
-              <w:rPr>
-                <w:rFonts w:ascii="Consolas" w:eastAsia="Consolas" w:hAnsi="Consolas" w:cs="Consolas"/>
-                <w:sz w:val="19"/>
-                <w:szCs w:val="19"/>
-              </w:rPr>
-              <w:t>confirm</w:t>
-            </w:r>
-            <w:proofErr w:type="gramEnd"/>
-            <w:r>
-              <w:rPr>
-                <w:rFonts w:ascii="Consolas" w:eastAsia="Consolas" w:hAnsi="Consolas" w:cs="Consolas"/>
-                <w:sz w:val="19"/>
-                <w:szCs w:val="19"/>
-              </w:rPr>
-              <w:t xml:space="preserve"> it is available by simply importing it:</w:t>
+              <w:t># confirm it is available by simply importing it:</w:t>
             </w:r>
           </w:p>
           <w:p>
@@ -204,141 +181,47 @@
                 <w:sz w:val="19"/>
                 <w:szCs w:val="19"/>
               </w:rPr>
-              <w:t xml:space="preserve">def </w:t>
-            </w:r>
-            <w:proofErr w:type="spellStart"/>
-            <w:r>
-              <w:rPr>
-                <w:rFonts w:ascii="Consolas" w:eastAsia="Consolas" w:hAnsi="Consolas" w:cs="Consolas"/>
-                <w:sz w:val="19"/>
-                <w:szCs w:val="19"/>
-              </w:rPr>
-              <w:t>create_</w:t>
-            </w:r>
-            <w:proofErr w:type="gramStart"/>
-            <w:r>
-              <w:rPr>
-                <w:rFonts w:ascii="Consolas" w:eastAsia="Consolas" w:hAnsi="Consolas" w:cs="Consolas"/>
-                <w:sz w:val="19"/>
-                <w:szCs w:val="19"/>
-              </w:rPr>
-              <w:t>database</w:t>
-            </w:r>
-            <w:proofErr w:type="spellEnd"/>
-            <w:r>
-              <w:rPr>
-                <w:rFonts w:ascii="Consolas" w:eastAsia="Consolas" w:hAnsi="Consolas" w:cs="Consolas"/>
-                <w:sz w:val="19"/>
-                <w:szCs w:val="19"/>
-              </w:rPr>
-              <w:t>(</w:t>
-            </w:r>
-            <w:proofErr w:type="gramEnd"/>
-            <w:r>
-              <w:rPr>
-                <w:rFonts w:ascii="Consolas" w:eastAsia="Consolas" w:hAnsi="Consolas" w:cs="Consolas"/>
-                <w:sz w:val="19"/>
-                <w:szCs w:val="19"/>
-              </w:rPr>
-              <w:t>):</w:t>
-            </w:r>
-          </w:p>
-          <w:p>
-            <w:r>
-              <w:rPr>
-                <w:rFonts w:ascii="Consolas" w:eastAsia="Consolas" w:hAnsi="Consolas" w:cs="Consolas"/>
-                <w:sz w:val="19"/>
-                <w:szCs w:val="19"/>
-              </w:rPr>
-              <w:t xml:space="preserve">    connection = sqlite3.connect('</w:t>
-            </w:r>
-            <w:proofErr w:type="spellStart"/>
-            <w:r>
-              <w:rPr>
-                <w:rFonts w:ascii="Consolas" w:eastAsia="Consolas" w:hAnsi="Consolas" w:cs="Consolas"/>
-                <w:sz w:val="19"/>
-                <w:szCs w:val="19"/>
-              </w:rPr>
-              <w:t>foodie.db</w:t>
-            </w:r>
-            <w:proofErr w:type="spellEnd"/>
-            <w:r>
-              <w:rPr>
-                <w:rFonts w:ascii="Consolas" w:eastAsia="Consolas" w:hAnsi="Consolas" w:cs="Consolas"/>
-                <w:sz w:val="19"/>
-                <w:szCs w:val="19"/>
-              </w:rPr>
-              <w:t>')</w:t>
-            </w:r>
-          </w:p>
-          <w:p>
-            <w:r>
-              <w:rPr>
-                <w:rFonts w:ascii="Consolas" w:eastAsia="Consolas" w:hAnsi="Consolas" w:cs="Consolas"/>
-                <w:sz w:val="19"/>
-                <w:szCs w:val="19"/>
-              </w:rPr>
-              <w:t xml:space="preserve">    cursor = </w:t>
-            </w:r>
-            <w:proofErr w:type="spellStart"/>
-            <w:proofErr w:type="gramStart"/>
-            <w:r>
-              <w:rPr>
-                <w:rFonts w:ascii="Consolas" w:eastAsia="Consolas" w:hAnsi="Consolas" w:cs="Consolas"/>
-                <w:sz w:val="19"/>
-                <w:szCs w:val="19"/>
-              </w:rPr>
-              <w:t>connection.cursor</w:t>
-            </w:r>
-            <w:proofErr w:type="spellEnd"/>
-            <w:proofErr w:type="gramEnd"/>
-            <w:r>
-              <w:rPr>
-                <w:rFonts w:ascii="Consolas" w:eastAsia="Consolas" w:hAnsi="Consolas" w:cs="Consolas"/>
-                <w:sz w:val="19"/>
-                <w:szCs w:val="19"/>
-              </w:rPr>
-              <w:t>()</w:t>
-            </w:r>
-          </w:p>
-          <w:p>
-            <w:r>
-              <w:rPr>
-                <w:rFonts w:ascii="Consolas" w:eastAsia="Consolas" w:hAnsi="Consolas" w:cs="Consolas"/>
-                <w:sz w:val="19"/>
-                <w:szCs w:val="19"/>
-              </w:rPr>
-              <w:t xml:space="preserve"> </w:t>
-            </w:r>
-          </w:p>
-          <w:p>
-            <w:r>
-              <w:rPr>
-                <w:rFonts w:ascii="Consolas" w:eastAsia="Consolas" w:hAnsi="Consolas" w:cs="Consolas"/>
-                <w:sz w:val="19"/>
-                <w:szCs w:val="19"/>
-              </w:rPr>
-              <w:t xml:space="preserve">    </w:t>
-            </w:r>
-            <w:proofErr w:type="spellStart"/>
-            <w:proofErr w:type="gramStart"/>
-            <w:r>
-              <w:rPr>
-                <w:rFonts w:ascii="Consolas" w:eastAsia="Consolas" w:hAnsi="Consolas" w:cs="Consolas"/>
-                <w:sz w:val="19"/>
-                <w:szCs w:val="19"/>
-              </w:rPr>
-              <w:t>cursor.execute</w:t>
-            </w:r>
-            <w:proofErr w:type="spellEnd"/>
-            <w:proofErr w:type="gramEnd"/>
-            <w:r>
-              <w:rPr>
-                <w:rFonts w:ascii="Consolas" w:eastAsia="Consolas" w:hAnsi="Consolas" w:cs="Consolas"/>
-                <w:sz w:val="19"/>
-                <w:szCs w:val="19"/>
-              </w:rPr>
-              <w:t>('''</w:t>
+              <w:t>def create_database():</w:t>
+            </w:r>
+          </w:p>
+          <w:p>
+            <w:r>
+              <w:rPr>
+                <w:rFonts w:ascii="Consolas" w:eastAsia="Consolas" w:hAnsi="Consolas" w:cs="Consolas"/>
+                <w:sz w:val="19"/>
+                <w:szCs w:val="19"/>
+              </w:rPr>
+              <w:t xml:space="preserve">    connection = sqlite3.connect('foodie.db')</w:t>
+            </w:r>
+          </w:p>
+          <w:p>
+            <w:r>
+              <w:rPr>
+                <w:rFonts w:ascii="Consolas" w:eastAsia="Consolas" w:hAnsi="Consolas" w:cs="Consolas"/>
+                <w:sz w:val="19"/>
+                <w:szCs w:val="19"/>
+              </w:rPr>
+              <w:t xml:space="preserve">    cursor = connection.cursor()</w:t>
+            </w:r>
+          </w:p>
+          <w:p>
+            <w:r>
+              <w:rPr>
+                <w:rFonts w:ascii="Consolas" w:eastAsia="Consolas" w:hAnsi="Consolas" w:cs="Consolas"/>
+                <w:sz w:val="19"/>
+                <w:szCs w:val="19"/>
+              </w:rPr>
+              <w:t xml:space="preserve"> </w:t>
+            </w:r>
+          </w:p>
+          <w:p>
+            <w:r>
+              <w:rPr>
+                <w:rFonts w:ascii="Consolas" w:eastAsia="Consolas" w:hAnsi="Consolas" w:cs="Consolas"/>
+                <w:sz w:val="19"/>
+                <w:szCs w:val="19"/>
+              </w:rPr>
+              <w:t xml:space="preserve">    cursor.execute('''</w:t>
             </w:r>
           </w:p>
           <w:p>
@@ -428,103 +311,27 @@
                 <w:sz w:val="19"/>
                 <w:szCs w:val="19"/>
               </w:rPr>
-              <w:t xml:space="preserve">    </w:t>
-            </w:r>
-            <w:proofErr w:type="spellStart"/>
-            <w:proofErr w:type="gramStart"/>
-            <w:r>
-              <w:rPr>
-                <w:rFonts w:ascii="Consolas" w:eastAsia="Consolas" w:hAnsi="Consolas" w:cs="Consolas"/>
-                <w:sz w:val="19"/>
-                <w:szCs w:val="19"/>
-              </w:rPr>
-              <w:t>connection.commit</w:t>
-            </w:r>
-            <w:proofErr w:type="spellEnd"/>
-            <w:proofErr w:type="gramEnd"/>
-            <w:r>
-              <w:rPr>
-                <w:rFonts w:ascii="Consolas" w:eastAsia="Consolas" w:hAnsi="Consolas" w:cs="Consolas"/>
-                <w:sz w:val="19"/>
-                <w:szCs w:val="19"/>
-              </w:rPr>
-              <w:t>()</w:t>
-            </w:r>
-          </w:p>
-          <w:p>
-            <w:r>
-              <w:rPr>
-                <w:rFonts w:ascii="Consolas" w:eastAsia="Consolas" w:hAnsi="Consolas" w:cs="Consolas"/>
-                <w:sz w:val="19"/>
-                <w:szCs w:val="19"/>
-              </w:rPr>
-              <w:t xml:space="preserve">    </w:t>
-            </w:r>
-            <w:proofErr w:type="spellStart"/>
-            <w:proofErr w:type="gramStart"/>
-            <w:r>
-              <w:rPr>
-                <w:rFonts w:ascii="Consolas" w:eastAsia="Consolas" w:hAnsi="Consolas" w:cs="Consolas"/>
-                <w:sz w:val="19"/>
-                <w:szCs w:val="19"/>
-              </w:rPr>
-              <w:t>connection.close</w:t>
-            </w:r>
-            <w:proofErr w:type="spellEnd"/>
-            <w:proofErr w:type="gramEnd"/>
-            <w:r>
-              <w:rPr>
-                <w:rFonts w:ascii="Consolas" w:eastAsia="Consolas" w:hAnsi="Consolas" w:cs="Consolas"/>
-                <w:sz w:val="19"/>
-                <w:szCs w:val="19"/>
-              </w:rPr>
-              <w:t>()</w:t>
-            </w:r>
-          </w:p>
-          <w:p>
-            <w:r>
-              <w:rPr>
-                <w:rFonts w:ascii="Consolas" w:eastAsia="Consolas" w:hAnsi="Consolas" w:cs="Consolas"/>
-                <w:sz w:val="19"/>
-                <w:szCs w:val="19"/>
-              </w:rPr>
-              <w:t xml:space="preserve">    </w:t>
-            </w:r>
-            <w:proofErr w:type="gramStart"/>
-            <w:r>
-              <w:rPr>
-                <w:rFonts w:ascii="Consolas" w:eastAsia="Consolas" w:hAnsi="Consolas" w:cs="Consolas"/>
-                <w:sz w:val="19"/>
-                <w:szCs w:val="19"/>
-              </w:rPr>
-              <w:t>print(</w:t>
-            </w:r>
-            <w:proofErr w:type="gramEnd"/>
-            <w:r>
-              <w:rPr>
-                <w:rFonts w:ascii="Consolas" w:eastAsia="Consolas" w:hAnsi="Consolas" w:cs="Consolas"/>
-                <w:sz w:val="19"/>
-                <w:szCs w:val="19"/>
-              </w:rPr>
-              <w:t>"Database '</w:t>
-            </w:r>
-            <w:proofErr w:type="spellStart"/>
-            <w:r>
-              <w:rPr>
-                <w:rFonts w:ascii="Consolas" w:eastAsia="Consolas" w:hAnsi="Consolas" w:cs="Consolas"/>
-                <w:sz w:val="19"/>
-                <w:szCs w:val="19"/>
-              </w:rPr>
-              <w:t>foodie.db</w:t>
-            </w:r>
-            <w:proofErr w:type="spellEnd"/>
-            <w:r>
-              <w:rPr>
-                <w:rFonts w:ascii="Consolas" w:eastAsia="Consolas" w:hAnsi="Consolas" w:cs="Consolas"/>
-                <w:sz w:val="19"/>
-                <w:szCs w:val="19"/>
-              </w:rPr>
-              <w:t>' and table 'Restaurants' created successfully.")</w:t>
+              <w:t xml:space="preserve">    connection.commit()</w:t>
+            </w:r>
+          </w:p>
+          <w:p>
+            <w:r>
+              <w:rPr>
+                <w:rFonts w:ascii="Consolas" w:eastAsia="Consolas" w:hAnsi="Consolas" w:cs="Consolas"/>
+                <w:sz w:val="19"/>
+                <w:szCs w:val="19"/>
+              </w:rPr>
+              <w:t xml:space="preserve">    connection.close()</w:t>
+            </w:r>
+          </w:p>
+          <w:p>
+            <w:r>
+              <w:rPr>
+                <w:rFonts w:ascii="Consolas" w:eastAsia="Consolas" w:hAnsi="Consolas" w:cs="Consolas"/>
+                <w:sz w:val="19"/>
+                <w:szCs w:val="19"/>
+              </w:rPr>
+              <w:t xml:space="preserve">    print("Database 'foodie.db' and table 'Restaurants' created successfully.")</w:t>
             </w:r>
           </w:p>
           <w:p>
@@ -554,43 +361,7 @@
                 <w:sz w:val="19"/>
                 <w:szCs w:val="19"/>
               </w:rPr>
-              <w:t xml:space="preserve">    </w:t>
-            </w:r>
-            <w:proofErr w:type="spellStart"/>
-            <w:r>
-              <w:rPr>
-                <w:rFonts w:ascii="Consolas" w:eastAsia="Consolas" w:hAnsi="Consolas" w:cs="Consolas"/>
-                <w:sz w:val="19"/>
-                <w:szCs w:val="19"/>
-              </w:rPr>
-              <w:t>create_</w:t>
-            </w:r>
-            <w:proofErr w:type="gramStart"/>
-            <w:r>
-              <w:rPr>
-                <w:rFonts w:ascii="Consolas" w:eastAsia="Consolas" w:hAnsi="Consolas" w:cs="Consolas"/>
-                <w:sz w:val="19"/>
-                <w:szCs w:val="19"/>
-              </w:rPr>
-              <w:t>database</w:t>
-            </w:r>
-            <w:proofErr w:type="spellEnd"/>
-            <w:r>
-              <w:rPr>
-                <w:rFonts w:ascii="Consolas" w:eastAsia="Consolas" w:hAnsi="Consolas" w:cs="Consolas"/>
-                <w:sz w:val="19"/>
-                <w:szCs w:val="19"/>
-              </w:rPr>
-              <w:t>(</w:t>
-            </w:r>
-            <w:proofErr w:type="gramEnd"/>
-            <w:r>
-              <w:rPr>
-                <w:rFonts w:ascii="Consolas" w:eastAsia="Consolas" w:hAnsi="Consolas" w:cs="Consolas"/>
-                <w:sz w:val="19"/>
-                <w:szCs w:val="19"/>
-              </w:rPr>
-              <w:t>)</w:t>
+              <w:t xml:space="preserve">    create_database()</w:t>
             </w:r>
           </w:p>
         </w:tc>
@@ -628,21 +399,7 @@
         <w:rPr>
           <w:color w:val="000000"/>
         </w:rPr>
-        <w:t xml:space="preserve">Using sqlite3 in Python, insert three sample restaurants into the Restaurants table in </w:t>
-      </w:r>
-      <w:proofErr w:type="spellStart"/>
-      <w:r>
-        <w:rPr>
-          <w:color w:val="000000"/>
-        </w:rPr>
-        <w:t>foodie.db</w:t>
-      </w:r>
-      <w:proofErr w:type="spellEnd"/>
-      <w:r>
-        <w:rPr>
-          <w:color w:val="000000"/>
-        </w:rPr>
-        <w:t xml:space="preserve"> and write a query to fetch all restaurants with a rating above 4.0, then print their names.</w:t>
+        <w:t>Using sqlite3 in Python, insert three sample restaurants into the Restaurants table in foodie.db and write a query to fetch all restaurants with a rating above 4.0, then print their names.</w:t>
       </w:r>
     </w:p>
     <w:tbl>
@@ -704,101 +461,27 @@
                 <w:sz w:val="19"/>
                 <w:szCs w:val="19"/>
               </w:rPr>
-              <w:t xml:space="preserve">def </w:t>
-            </w:r>
-            <w:proofErr w:type="spellStart"/>
-            <w:r>
-              <w:rPr>
-                <w:rFonts w:ascii="Consolas" w:eastAsia="Consolas" w:hAnsi="Consolas" w:cs="Consolas"/>
-                <w:sz w:val="19"/>
-                <w:szCs w:val="19"/>
-              </w:rPr>
-              <w:t>insert_and_fetch_</w:t>
-            </w:r>
-            <w:proofErr w:type="gramStart"/>
-            <w:r>
-              <w:rPr>
-                <w:rFonts w:ascii="Consolas" w:eastAsia="Consolas" w:hAnsi="Consolas" w:cs="Consolas"/>
-                <w:sz w:val="19"/>
-                <w:szCs w:val="19"/>
-              </w:rPr>
-              <w:t>restaurants</w:t>
-            </w:r>
-            <w:proofErr w:type="spellEnd"/>
-            <w:r>
-              <w:rPr>
-                <w:rFonts w:ascii="Consolas" w:eastAsia="Consolas" w:hAnsi="Consolas" w:cs="Consolas"/>
-                <w:sz w:val="19"/>
-                <w:szCs w:val="19"/>
-              </w:rPr>
-              <w:t>(</w:t>
-            </w:r>
-            <w:proofErr w:type="gramEnd"/>
-            <w:r>
-              <w:rPr>
-                <w:rFonts w:ascii="Consolas" w:eastAsia="Consolas" w:hAnsi="Consolas" w:cs="Consolas"/>
-                <w:sz w:val="19"/>
-                <w:szCs w:val="19"/>
-              </w:rPr>
-              <w:t>):</w:t>
-            </w:r>
-          </w:p>
-          <w:p>
-            <w:r>
-              <w:rPr>
-                <w:rFonts w:ascii="Consolas" w:eastAsia="Consolas" w:hAnsi="Consolas" w:cs="Consolas"/>
-                <w:sz w:val="19"/>
-                <w:szCs w:val="19"/>
-              </w:rPr>
-              <w:t xml:space="preserve">    connection = sqlite3.connect('</w:t>
-            </w:r>
-            <w:proofErr w:type="spellStart"/>
-            <w:r>
-              <w:rPr>
-                <w:rFonts w:ascii="Consolas" w:eastAsia="Consolas" w:hAnsi="Consolas" w:cs="Consolas"/>
-                <w:sz w:val="19"/>
-                <w:szCs w:val="19"/>
-              </w:rPr>
-              <w:t>foodie.db</w:t>
-            </w:r>
-            <w:proofErr w:type="spellEnd"/>
-            <w:r>
-              <w:rPr>
-                <w:rFonts w:ascii="Consolas" w:eastAsia="Consolas" w:hAnsi="Consolas" w:cs="Consolas"/>
-                <w:sz w:val="19"/>
-                <w:szCs w:val="19"/>
-              </w:rPr>
-              <w:t>')</w:t>
-            </w:r>
-          </w:p>
-          <w:p>
-            <w:r>
-              <w:rPr>
-                <w:rFonts w:ascii="Consolas" w:eastAsia="Consolas" w:hAnsi="Consolas" w:cs="Consolas"/>
-                <w:sz w:val="19"/>
-                <w:szCs w:val="19"/>
-              </w:rPr>
-              <w:t xml:space="preserve">    cursor = </w:t>
-            </w:r>
-            <w:proofErr w:type="spellStart"/>
-            <w:proofErr w:type="gramStart"/>
-            <w:r>
-              <w:rPr>
-                <w:rFonts w:ascii="Consolas" w:eastAsia="Consolas" w:hAnsi="Consolas" w:cs="Consolas"/>
-                <w:sz w:val="19"/>
-                <w:szCs w:val="19"/>
-              </w:rPr>
-              <w:t>connection.cursor</w:t>
-            </w:r>
-            <w:proofErr w:type="spellEnd"/>
-            <w:proofErr w:type="gramEnd"/>
-            <w:r>
-              <w:rPr>
-                <w:rFonts w:ascii="Consolas" w:eastAsia="Consolas" w:hAnsi="Consolas" w:cs="Consolas"/>
-                <w:sz w:val="19"/>
-                <w:szCs w:val="19"/>
-              </w:rPr>
-              <w:t>()</w:t>
+              <w:t>def insert_and_fetch_restaurants():</w:t>
+            </w:r>
+          </w:p>
+          <w:p>
+            <w:r>
+              <w:rPr>
+                <w:rFonts w:ascii="Consolas" w:eastAsia="Consolas" w:hAnsi="Consolas" w:cs="Consolas"/>
+                <w:sz w:val="19"/>
+                <w:szCs w:val="19"/>
+              </w:rPr>
+              <w:t xml:space="preserve">    connection = sqlite3.connect('foodie.db')</w:t>
+            </w:r>
+          </w:p>
+          <w:p>
+            <w:r>
+              <w:rPr>
+                <w:rFonts w:ascii="Consolas" w:eastAsia="Consolas" w:hAnsi="Consolas" w:cs="Consolas"/>
+                <w:sz w:val="19"/>
+                <w:szCs w:val="19"/>
+              </w:rPr>
+              <w:t xml:space="preserve">    cursor = connection.cursor()</w:t>
             </w:r>
           </w:p>
           <w:p>
@@ -828,25 +511,7 @@
                 <w:sz w:val="19"/>
                 <w:szCs w:val="19"/>
               </w:rPr>
-              <w:t xml:space="preserve">    </w:t>
-            </w:r>
-            <w:proofErr w:type="spellStart"/>
-            <w:r>
-              <w:rPr>
-                <w:rFonts w:ascii="Consolas" w:eastAsia="Consolas" w:hAnsi="Consolas" w:cs="Consolas"/>
-                <w:sz w:val="19"/>
-                <w:szCs w:val="19"/>
-              </w:rPr>
-              <w:t>sample_restaurants</w:t>
-            </w:r>
-            <w:proofErr w:type="spellEnd"/>
-            <w:r>
-              <w:rPr>
-                <w:rFonts w:ascii="Consolas" w:eastAsia="Consolas" w:hAnsi="Consolas" w:cs="Consolas"/>
-                <w:sz w:val="19"/>
-                <w:szCs w:val="19"/>
-              </w:rPr>
-              <w:t xml:space="preserve"> = [</w:t>
+              <w:t xml:space="preserve">    sample_restaurants = [</w:t>
             </w:r>
           </w:p>
           <w:p>
@@ -906,27 +571,7 @@
                 <w:sz w:val="19"/>
                 <w:szCs w:val="19"/>
               </w:rPr>
-              <w:t xml:space="preserve">    </w:t>
-            </w:r>
-            <w:proofErr w:type="spellStart"/>
-            <w:proofErr w:type="gramStart"/>
-            <w:r>
-              <w:rPr>
-                <w:rFonts w:ascii="Consolas" w:eastAsia="Consolas" w:hAnsi="Consolas" w:cs="Consolas"/>
-                <w:sz w:val="19"/>
-                <w:szCs w:val="19"/>
-              </w:rPr>
-              <w:t>cursor.executemany</w:t>
-            </w:r>
-            <w:proofErr w:type="spellEnd"/>
-            <w:proofErr w:type="gramEnd"/>
-            <w:r>
-              <w:rPr>
-                <w:rFonts w:ascii="Consolas" w:eastAsia="Consolas" w:hAnsi="Consolas" w:cs="Consolas"/>
-                <w:sz w:val="19"/>
-                <w:szCs w:val="19"/>
-              </w:rPr>
-              <w:t>('''</w:t>
+              <w:t xml:space="preserve">    cursor.executemany('''</w:t>
             </w:r>
           </w:p>
           <w:p>
@@ -947,93 +592,37 @@
                 <w:szCs w:val="19"/>
               </w:rPr>
               <w:lastRenderedPageBreak/>
-              <w:t xml:space="preserve">        VALUES </w:t>
-            </w:r>
-            <w:proofErr w:type="gramStart"/>
-            <w:r>
-              <w:rPr>
-                <w:rFonts w:ascii="Consolas" w:eastAsia="Consolas" w:hAnsi="Consolas" w:cs="Consolas"/>
-                <w:sz w:val="19"/>
-                <w:szCs w:val="19"/>
-              </w:rPr>
-              <w:t>(?,</w:t>
-            </w:r>
-            <w:proofErr w:type="gramEnd"/>
-            <w:r>
-              <w:rPr>
-                <w:rFonts w:ascii="Consolas" w:eastAsia="Consolas" w:hAnsi="Consolas" w:cs="Consolas"/>
-                <w:sz w:val="19"/>
-                <w:szCs w:val="19"/>
-              </w:rPr>
-              <w:t xml:space="preserve"> ?, ?)</w:t>
-            </w:r>
-          </w:p>
-          <w:p>
-            <w:r>
-              <w:rPr>
-                <w:rFonts w:ascii="Consolas" w:eastAsia="Consolas" w:hAnsi="Consolas" w:cs="Consolas"/>
-                <w:sz w:val="19"/>
-                <w:szCs w:val="19"/>
-              </w:rPr>
-              <w:t xml:space="preserve">    ''', </w:t>
-            </w:r>
-            <w:proofErr w:type="spellStart"/>
-            <w:r>
-              <w:rPr>
-                <w:rFonts w:ascii="Consolas" w:eastAsia="Consolas" w:hAnsi="Consolas" w:cs="Consolas"/>
-                <w:sz w:val="19"/>
-                <w:szCs w:val="19"/>
-              </w:rPr>
-              <w:t>sample_restaurants</w:t>
-            </w:r>
-            <w:proofErr w:type="spellEnd"/>
-            <w:r>
-              <w:rPr>
-                <w:rFonts w:ascii="Consolas" w:eastAsia="Consolas" w:hAnsi="Consolas" w:cs="Consolas"/>
-                <w:sz w:val="19"/>
-                <w:szCs w:val="19"/>
-              </w:rPr>
-              <w:t>)</w:t>
-            </w:r>
-          </w:p>
-          <w:p>
-            <w:r>
-              <w:rPr>
-                <w:rFonts w:ascii="Consolas" w:eastAsia="Consolas" w:hAnsi="Consolas" w:cs="Consolas"/>
-                <w:sz w:val="19"/>
-                <w:szCs w:val="19"/>
-              </w:rPr>
-              <w:t xml:space="preserve"> </w:t>
-            </w:r>
-          </w:p>
-          <w:p>
-            <w:r>
-              <w:rPr>
-                <w:rFonts w:ascii="Consolas" w:eastAsia="Consolas" w:hAnsi="Consolas" w:cs="Consolas"/>
-                <w:sz w:val="19"/>
-                <w:szCs w:val="19"/>
-              </w:rPr>
-              <w:t xml:space="preserve">    </w:t>
-            </w:r>
-            <w:proofErr w:type="spellStart"/>
-            <w:proofErr w:type="gramStart"/>
-            <w:r>
-              <w:rPr>
-                <w:rFonts w:ascii="Consolas" w:eastAsia="Consolas" w:hAnsi="Consolas" w:cs="Consolas"/>
-                <w:sz w:val="19"/>
-                <w:szCs w:val="19"/>
-              </w:rPr>
-              <w:t>connection.commit</w:t>
-            </w:r>
-            <w:proofErr w:type="spellEnd"/>
-            <w:proofErr w:type="gramEnd"/>
-            <w:r>
-              <w:rPr>
-                <w:rFonts w:ascii="Consolas" w:eastAsia="Consolas" w:hAnsi="Consolas" w:cs="Consolas"/>
-                <w:sz w:val="19"/>
-                <w:szCs w:val="19"/>
-              </w:rPr>
-              <w:t>()</w:t>
+              <w:t xml:space="preserve">        VALUES (?, ?, ?)</w:t>
+            </w:r>
+          </w:p>
+          <w:p>
+            <w:r>
+              <w:rPr>
+                <w:rFonts w:ascii="Consolas" w:eastAsia="Consolas" w:hAnsi="Consolas" w:cs="Consolas"/>
+                <w:sz w:val="19"/>
+                <w:szCs w:val="19"/>
+              </w:rPr>
+              <w:t xml:space="preserve">    ''', sample_restaurants)</w:t>
+            </w:r>
+          </w:p>
+          <w:p>
+            <w:r>
+              <w:rPr>
+                <w:rFonts w:ascii="Consolas" w:eastAsia="Consolas" w:hAnsi="Consolas" w:cs="Consolas"/>
+                <w:sz w:val="19"/>
+                <w:szCs w:val="19"/>
+              </w:rPr>
+              <w:t xml:space="preserve"> </w:t>
+            </w:r>
+          </w:p>
+          <w:p>
+            <w:r>
+              <w:rPr>
+                <w:rFonts w:ascii="Consolas" w:eastAsia="Consolas" w:hAnsi="Consolas" w:cs="Consolas"/>
+                <w:sz w:val="19"/>
+                <w:szCs w:val="19"/>
+              </w:rPr>
+              <w:t xml:space="preserve">    connection.commit()</w:t>
             </w:r>
           </w:p>
           <w:p>
@@ -1063,95 +652,37 @@
                 <w:sz w:val="19"/>
                 <w:szCs w:val="19"/>
               </w:rPr>
-              <w:t xml:space="preserve">    </w:t>
-            </w:r>
-            <w:proofErr w:type="spellStart"/>
-            <w:proofErr w:type="gramStart"/>
-            <w:r>
-              <w:rPr>
-                <w:rFonts w:ascii="Consolas" w:eastAsia="Consolas" w:hAnsi="Consolas" w:cs="Consolas"/>
-                <w:sz w:val="19"/>
-                <w:szCs w:val="19"/>
-              </w:rPr>
-              <w:t>cursor.execute</w:t>
-            </w:r>
-            <w:proofErr w:type="spellEnd"/>
-            <w:proofErr w:type="gramEnd"/>
-            <w:r>
-              <w:rPr>
-                <w:rFonts w:ascii="Consolas" w:eastAsia="Consolas" w:hAnsi="Consolas" w:cs="Consolas"/>
-                <w:sz w:val="19"/>
-                <w:szCs w:val="19"/>
-              </w:rPr>
-              <w:t>('SELECT name FROM Restaurants WHERE rating &gt; 4.0')</w:t>
-            </w:r>
-          </w:p>
-          <w:p>
-            <w:r>
-              <w:rPr>
-                <w:rFonts w:ascii="Consolas" w:eastAsia="Consolas" w:hAnsi="Consolas" w:cs="Consolas"/>
-                <w:sz w:val="19"/>
-                <w:szCs w:val="19"/>
-              </w:rPr>
-              <w:t xml:space="preserve">    results = </w:t>
-            </w:r>
-            <w:proofErr w:type="spellStart"/>
-            <w:proofErr w:type="gramStart"/>
-            <w:r>
-              <w:rPr>
-                <w:rFonts w:ascii="Consolas" w:eastAsia="Consolas" w:hAnsi="Consolas" w:cs="Consolas"/>
-                <w:sz w:val="19"/>
-                <w:szCs w:val="19"/>
-              </w:rPr>
-              <w:t>cursor.fetchall</w:t>
-            </w:r>
-            <w:proofErr w:type="spellEnd"/>
-            <w:proofErr w:type="gramEnd"/>
-            <w:r>
-              <w:rPr>
-                <w:rFonts w:ascii="Consolas" w:eastAsia="Consolas" w:hAnsi="Consolas" w:cs="Consolas"/>
-                <w:sz w:val="19"/>
-                <w:szCs w:val="19"/>
-              </w:rPr>
-              <w:t>()</w:t>
-            </w:r>
-          </w:p>
-          <w:p>
-            <w:r>
-              <w:rPr>
-                <w:rFonts w:ascii="Consolas" w:eastAsia="Consolas" w:hAnsi="Consolas" w:cs="Consolas"/>
-                <w:sz w:val="19"/>
-                <w:szCs w:val="19"/>
-              </w:rPr>
-              <w:t xml:space="preserve"> </w:t>
-            </w:r>
-          </w:p>
-          <w:p>
-            <w:r>
-              <w:rPr>
-                <w:rFonts w:ascii="Consolas" w:eastAsia="Consolas" w:hAnsi="Consolas" w:cs="Consolas"/>
-                <w:sz w:val="19"/>
-                <w:szCs w:val="19"/>
-              </w:rPr>
-              <w:t xml:space="preserve">    </w:t>
-            </w:r>
-            <w:proofErr w:type="gramStart"/>
-            <w:r>
-              <w:rPr>
-                <w:rFonts w:ascii="Consolas" w:eastAsia="Consolas" w:hAnsi="Consolas" w:cs="Consolas"/>
-                <w:sz w:val="19"/>
-                <w:szCs w:val="19"/>
-              </w:rPr>
-              <w:t>print(</w:t>
-            </w:r>
-            <w:proofErr w:type="gramEnd"/>
-            <w:r>
-              <w:rPr>
-                <w:rFonts w:ascii="Consolas" w:eastAsia="Consolas" w:hAnsi="Consolas" w:cs="Consolas"/>
-                <w:sz w:val="19"/>
-                <w:szCs w:val="19"/>
-              </w:rPr>
-              <w:t>'Restaurants with rating above 4.0:')</w:t>
+              <w:t xml:space="preserve">    cursor.execute('SELECT name FROM Restaurants WHERE rating &gt; 4.0')</w:t>
+            </w:r>
+          </w:p>
+          <w:p>
+            <w:r>
+              <w:rPr>
+                <w:rFonts w:ascii="Consolas" w:eastAsia="Consolas" w:hAnsi="Consolas" w:cs="Consolas"/>
+                <w:sz w:val="19"/>
+                <w:szCs w:val="19"/>
+              </w:rPr>
+              <w:t xml:space="preserve">    results = cursor.fetchall()</w:t>
+            </w:r>
+          </w:p>
+          <w:p>
+            <w:r>
+              <w:rPr>
+                <w:rFonts w:ascii="Consolas" w:eastAsia="Consolas" w:hAnsi="Consolas" w:cs="Consolas"/>
+                <w:sz w:val="19"/>
+                <w:szCs w:val="19"/>
+              </w:rPr>
+              <w:t xml:space="preserve"> </w:t>
+            </w:r>
+          </w:p>
+          <w:p>
+            <w:r>
+              <w:rPr>
+                <w:rFonts w:ascii="Consolas" w:eastAsia="Consolas" w:hAnsi="Consolas" w:cs="Consolas"/>
+                <w:sz w:val="19"/>
+                <w:szCs w:val="19"/>
+              </w:rPr>
+              <w:t xml:space="preserve">    print('Restaurants with rating above 4.0:')</w:t>
             </w:r>
           </w:p>
           <w:p>
@@ -1171,65 +702,27 @@
                 <w:sz w:val="19"/>
                 <w:szCs w:val="19"/>
               </w:rPr>
-              <w:t xml:space="preserve">        print(</w:t>
-            </w:r>
-            <w:proofErr w:type="gramStart"/>
-            <w:r>
-              <w:rPr>
-                <w:rFonts w:ascii="Consolas" w:eastAsia="Consolas" w:hAnsi="Consolas" w:cs="Consolas"/>
-                <w:sz w:val="19"/>
-                <w:szCs w:val="19"/>
-              </w:rPr>
-              <w:t>row[</w:t>
-            </w:r>
-            <w:proofErr w:type="gramEnd"/>
-            <w:r>
-              <w:rPr>
-                <w:rFonts w:ascii="Consolas" w:eastAsia="Consolas" w:hAnsi="Consolas" w:cs="Consolas"/>
-                <w:sz w:val="19"/>
-                <w:szCs w:val="19"/>
-              </w:rPr>
-              <w:t>0])</w:t>
-            </w:r>
-          </w:p>
-          <w:p>
-            <w:r>
-              <w:rPr>
-                <w:rFonts w:ascii="Consolas" w:eastAsia="Consolas" w:hAnsi="Consolas" w:cs="Consolas"/>
-                <w:sz w:val="19"/>
-                <w:szCs w:val="19"/>
-              </w:rPr>
-              <w:t xml:space="preserve"> </w:t>
-            </w:r>
-          </w:p>
-          <w:p>
-            <w:r>
-              <w:rPr>
-                <w:rFonts w:ascii="Consolas" w:eastAsia="Consolas" w:hAnsi="Consolas" w:cs="Consolas"/>
-                <w:sz w:val="19"/>
-                <w:szCs w:val="19"/>
-              </w:rPr>
-              <w:t xml:space="preserve">    </w:t>
-            </w:r>
-            <w:proofErr w:type="spellStart"/>
-            <w:proofErr w:type="gramStart"/>
-            <w:r>
-              <w:rPr>
-                <w:rFonts w:ascii="Consolas" w:eastAsia="Consolas" w:hAnsi="Consolas" w:cs="Consolas"/>
-                <w:sz w:val="19"/>
-                <w:szCs w:val="19"/>
-              </w:rPr>
-              <w:t>connection.close</w:t>
-            </w:r>
-            <w:proofErr w:type="spellEnd"/>
-            <w:proofErr w:type="gramEnd"/>
-            <w:r>
-              <w:rPr>
-                <w:rFonts w:ascii="Consolas" w:eastAsia="Consolas" w:hAnsi="Consolas" w:cs="Consolas"/>
-                <w:sz w:val="19"/>
-                <w:szCs w:val="19"/>
-              </w:rPr>
-              <w:t>()</w:t>
+              <w:t xml:space="preserve">        print(row[0])</w:t>
+            </w:r>
+          </w:p>
+          <w:p>
+            <w:r>
+              <w:rPr>
+                <w:rFonts w:ascii="Consolas" w:eastAsia="Consolas" w:hAnsi="Consolas" w:cs="Consolas"/>
+                <w:sz w:val="19"/>
+                <w:szCs w:val="19"/>
+              </w:rPr>
+              <w:t xml:space="preserve"> </w:t>
+            </w:r>
+          </w:p>
+          <w:p>
+            <w:r>
+              <w:rPr>
+                <w:rFonts w:ascii="Consolas" w:eastAsia="Consolas" w:hAnsi="Consolas" w:cs="Consolas"/>
+                <w:sz w:val="19"/>
+                <w:szCs w:val="19"/>
+              </w:rPr>
+              <w:t xml:space="preserve">    connection.close()</w:t>
             </w:r>
           </w:p>
           <w:p>
@@ -1259,43 +752,7 @@
                 <w:sz w:val="19"/>
                 <w:szCs w:val="19"/>
               </w:rPr>
-              <w:t xml:space="preserve">    </w:t>
-            </w:r>
-            <w:proofErr w:type="spellStart"/>
-            <w:r>
-              <w:rPr>
-                <w:rFonts w:ascii="Consolas" w:eastAsia="Consolas" w:hAnsi="Consolas" w:cs="Consolas"/>
-                <w:sz w:val="19"/>
-                <w:szCs w:val="19"/>
-              </w:rPr>
-              <w:t>insert_and_fetch_</w:t>
-            </w:r>
-            <w:proofErr w:type="gramStart"/>
-            <w:r>
-              <w:rPr>
-                <w:rFonts w:ascii="Consolas" w:eastAsia="Consolas" w:hAnsi="Consolas" w:cs="Consolas"/>
-                <w:sz w:val="19"/>
-                <w:szCs w:val="19"/>
-              </w:rPr>
-              <w:t>restaurants</w:t>
-            </w:r>
-            <w:proofErr w:type="spellEnd"/>
-            <w:r>
-              <w:rPr>
-                <w:rFonts w:ascii="Consolas" w:eastAsia="Consolas" w:hAnsi="Consolas" w:cs="Consolas"/>
-                <w:sz w:val="19"/>
-                <w:szCs w:val="19"/>
-              </w:rPr>
-              <w:t>(</w:t>
-            </w:r>
-            <w:proofErr w:type="gramEnd"/>
-            <w:r>
-              <w:rPr>
-                <w:rFonts w:ascii="Consolas" w:eastAsia="Consolas" w:hAnsi="Consolas" w:cs="Consolas"/>
-                <w:sz w:val="19"/>
-                <w:szCs w:val="19"/>
-              </w:rPr>
-              <w:t>)</w:t>
+              <w:t xml:space="preserve">    insert_and_fetch_restaurants()</w:t>
             </w:r>
           </w:p>
         </w:tc>
@@ -1328,49 +785,7 @@
         <w:rPr>
           <w:color w:val="000000"/>
         </w:rPr>
-        <w:t xml:space="preserve">Write Python code to load all rows from the Restaurants table in </w:t>
-      </w:r>
-      <w:proofErr w:type="spellStart"/>
-      <w:r>
-        <w:rPr>
-          <w:color w:val="000000"/>
-        </w:rPr>
-        <w:t>foodie.db</w:t>
-      </w:r>
-      <w:proofErr w:type="spellEnd"/>
-      <w:r>
-        <w:rPr>
-          <w:color w:val="000000"/>
-        </w:rPr>
-        <w:t xml:space="preserve"> into a Pandas </w:t>
-      </w:r>
-      <w:proofErr w:type="spellStart"/>
-      <w:r>
-        <w:rPr>
-          <w:color w:val="000000"/>
-        </w:rPr>
-        <w:t>DataFrame</w:t>
-      </w:r>
-      <w:proofErr w:type="spellEnd"/>
-      <w:r>
-        <w:rPr>
-          <w:color w:val="000000"/>
-        </w:rPr>
-        <w:t xml:space="preserve"> and display the top 2 rows using </w:t>
-      </w:r>
-      <w:proofErr w:type="spellStart"/>
-      <w:r>
-        <w:rPr>
-          <w:color w:val="000000"/>
-        </w:rPr>
-        <w:t>DataFrame.head</w:t>
-      </w:r>
-      <w:proofErr w:type="spellEnd"/>
-      <w:r>
-        <w:rPr>
-          <w:color w:val="000000"/>
-        </w:rPr>
-        <w:t>().</w:t>
+        <w:t>Write Python code to load all rows from the Restaurants table in foodie.db into a Pandas DataFrame and display the top 2 rows using DataFrame.head().</w:t>
       </w:r>
     </w:p>
     <w:tbl>
@@ -1442,215 +857,67 @@
                 <w:sz w:val="19"/>
                 <w:szCs w:val="19"/>
               </w:rPr>
-              <w:t xml:space="preserve">def </w:t>
-            </w:r>
-            <w:proofErr w:type="spellStart"/>
-            <w:r>
-              <w:rPr>
-                <w:rFonts w:ascii="Consolas" w:eastAsia="Consolas" w:hAnsi="Consolas" w:cs="Consolas"/>
-                <w:sz w:val="19"/>
-                <w:szCs w:val="19"/>
-              </w:rPr>
-              <w:t>load_restaurants_to_</w:t>
-            </w:r>
-            <w:proofErr w:type="gramStart"/>
-            <w:r>
-              <w:rPr>
-                <w:rFonts w:ascii="Consolas" w:eastAsia="Consolas" w:hAnsi="Consolas" w:cs="Consolas"/>
-                <w:sz w:val="19"/>
-                <w:szCs w:val="19"/>
-              </w:rPr>
-              <w:t>dataframe</w:t>
-            </w:r>
-            <w:proofErr w:type="spellEnd"/>
-            <w:r>
-              <w:rPr>
-                <w:rFonts w:ascii="Consolas" w:eastAsia="Consolas" w:hAnsi="Consolas" w:cs="Consolas"/>
-                <w:sz w:val="19"/>
-                <w:szCs w:val="19"/>
-              </w:rPr>
-              <w:t>(</w:t>
-            </w:r>
-            <w:proofErr w:type="gramEnd"/>
-            <w:r>
-              <w:rPr>
-                <w:rFonts w:ascii="Consolas" w:eastAsia="Consolas" w:hAnsi="Consolas" w:cs="Consolas"/>
-                <w:sz w:val="19"/>
-                <w:szCs w:val="19"/>
-              </w:rPr>
-              <w:t>):</w:t>
-            </w:r>
-          </w:p>
-          <w:p>
-            <w:r>
-              <w:rPr>
-                <w:rFonts w:ascii="Consolas" w:eastAsia="Consolas" w:hAnsi="Consolas" w:cs="Consolas"/>
-                <w:sz w:val="19"/>
-                <w:szCs w:val="19"/>
-              </w:rPr>
-              <w:t xml:space="preserve">    connection = sqlite3.connect('</w:t>
-            </w:r>
-            <w:proofErr w:type="spellStart"/>
-            <w:r>
-              <w:rPr>
-                <w:rFonts w:ascii="Consolas" w:eastAsia="Consolas" w:hAnsi="Consolas" w:cs="Consolas"/>
-                <w:sz w:val="19"/>
-                <w:szCs w:val="19"/>
-              </w:rPr>
-              <w:t>foodie.db</w:t>
-            </w:r>
-            <w:proofErr w:type="spellEnd"/>
-            <w:r>
-              <w:rPr>
-                <w:rFonts w:ascii="Consolas" w:eastAsia="Consolas" w:hAnsi="Consolas" w:cs="Consolas"/>
-                <w:sz w:val="19"/>
-                <w:szCs w:val="19"/>
-              </w:rPr>
-              <w:t>')</w:t>
-            </w:r>
-          </w:p>
-          <w:p>
-            <w:r>
-              <w:rPr>
-                <w:rFonts w:ascii="Consolas" w:eastAsia="Consolas" w:hAnsi="Consolas" w:cs="Consolas"/>
-                <w:sz w:val="19"/>
-                <w:szCs w:val="19"/>
-              </w:rPr>
-              <w:t xml:space="preserve"> </w:t>
-            </w:r>
-          </w:p>
-          <w:p>
-            <w:r>
-              <w:rPr>
-                <w:rFonts w:ascii="Consolas" w:eastAsia="Consolas" w:hAnsi="Consolas" w:cs="Consolas"/>
-                <w:sz w:val="19"/>
-                <w:szCs w:val="19"/>
-              </w:rPr>
-              <w:t xml:space="preserve">    # Load all rows from the Restaurants table into a </w:t>
-            </w:r>
-            <w:proofErr w:type="spellStart"/>
-            <w:r>
-              <w:rPr>
-                <w:rFonts w:ascii="Consolas" w:eastAsia="Consolas" w:hAnsi="Consolas" w:cs="Consolas"/>
-                <w:sz w:val="19"/>
-                <w:szCs w:val="19"/>
-              </w:rPr>
-              <w:t>DataFrame</w:t>
-            </w:r>
-            <w:proofErr w:type="spellEnd"/>
-          </w:p>
-          <w:p>
-            <w:r>
-              <w:rPr>
-                <w:rFonts w:ascii="Consolas" w:eastAsia="Consolas" w:hAnsi="Consolas" w:cs="Consolas"/>
-                <w:sz w:val="19"/>
-                <w:szCs w:val="19"/>
-              </w:rPr>
-              <w:t xml:space="preserve">    </w:t>
-            </w:r>
-            <w:proofErr w:type="spellStart"/>
-            <w:r>
-              <w:rPr>
-                <w:rFonts w:ascii="Consolas" w:eastAsia="Consolas" w:hAnsi="Consolas" w:cs="Consolas"/>
-                <w:sz w:val="19"/>
-                <w:szCs w:val="19"/>
-              </w:rPr>
-              <w:t>df</w:t>
-            </w:r>
-            <w:proofErr w:type="spellEnd"/>
-            <w:r>
-              <w:rPr>
-                <w:rFonts w:ascii="Consolas" w:eastAsia="Consolas" w:hAnsi="Consolas" w:cs="Consolas"/>
-                <w:sz w:val="19"/>
-                <w:szCs w:val="19"/>
-              </w:rPr>
-              <w:t xml:space="preserve"> = </w:t>
-            </w:r>
-            <w:proofErr w:type="spellStart"/>
-            <w:proofErr w:type="gramStart"/>
-            <w:r>
-              <w:rPr>
-                <w:rFonts w:ascii="Consolas" w:eastAsia="Consolas" w:hAnsi="Consolas" w:cs="Consolas"/>
-                <w:sz w:val="19"/>
-                <w:szCs w:val="19"/>
-              </w:rPr>
-              <w:t>pd.read</w:t>
-            </w:r>
-            <w:proofErr w:type="gramEnd"/>
-            <w:r>
-              <w:rPr>
-                <w:rFonts w:ascii="Consolas" w:eastAsia="Consolas" w:hAnsi="Consolas" w:cs="Consolas"/>
-                <w:sz w:val="19"/>
-                <w:szCs w:val="19"/>
-              </w:rPr>
-              <w:t>_sql_</w:t>
-            </w:r>
-            <w:proofErr w:type="gramStart"/>
-            <w:r>
-              <w:rPr>
-                <w:rFonts w:ascii="Consolas" w:eastAsia="Consolas" w:hAnsi="Consolas" w:cs="Consolas"/>
-                <w:sz w:val="19"/>
-                <w:szCs w:val="19"/>
-              </w:rPr>
-              <w:t>query</w:t>
-            </w:r>
-            <w:proofErr w:type="spellEnd"/>
-            <w:r>
-              <w:rPr>
-                <w:rFonts w:ascii="Consolas" w:eastAsia="Consolas" w:hAnsi="Consolas" w:cs="Consolas"/>
-                <w:sz w:val="19"/>
-                <w:szCs w:val="19"/>
-              </w:rPr>
-              <w:t>(</w:t>
-            </w:r>
-            <w:proofErr w:type="gramEnd"/>
-            <w:r>
-              <w:rPr>
-                <w:rFonts w:ascii="Consolas" w:eastAsia="Consolas" w:hAnsi="Consolas" w:cs="Consolas"/>
-                <w:sz w:val="19"/>
-                <w:szCs w:val="19"/>
-              </w:rPr>
-              <w:t>'SELECT * FROM Restaurants', connection)</w:t>
-            </w:r>
-          </w:p>
-          <w:p>
-            <w:r>
-              <w:rPr>
-                <w:rFonts w:ascii="Consolas" w:eastAsia="Consolas" w:hAnsi="Consolas" w:cs="Consolas"/>
-                <w:sz w:val="19"/>
-                <w:szCs w:val="19"/>
-              </w:rPr>
-              <w:t xml:space="preserve"> </w:t>
-            </w:r>
-          </w:p>
-          <w:p>
-            <w:r>
-              <w:rPr>
-                <w:rFonts w:ascii="Consolas" w:eastAsia="Consolas" w:hAnsi="Consolas" w:cs="Consolas"/>
-                <w:sz w:val="19"/>
-                <w:szCs w:val="19"/>
-              </w:rPr>
-              <w:t xml:space="preserve">    </w:t>
-            </w:r>
-            <w:proofErr w:type="spellStart"/>
-            <w:proofErr w:type="gramStart"/>
-            <w:r>
-              <w:rPr>
-                <w:rFonts w:ascii="Consolas" w:eastAsia="Consolas" w:hAnsi="Consolas" w:cs="Consolas"/>
-                <w:sz w:val="19"/>
-                <w:szCs w:val="19"/>
-              </w:rPr>
-              <w:t>connection.close</w:t>
-            </w:r>
-            <w:proofErr w:type="spellEnd"/>
-            <w:proofErr w:type="gramEnd"/>
-            <w:r>
-              <w:rPr>
-                <w:rFonts w:ascii="Consolas" w:eastAsia="Consolas" w:hAnsi="Consolas" w:cs="Consolas"/>
-                <w:sz w:val="19"/>
-                <w:szCs w:val="19"/>
-              </w:rPr>
-              <w:t>()</w:t>
+              <w:t>def load_restaurants_to_dataframe():</w:t>
+            </w:r>
+          </w:p>
+          <w:p>
+            <w:r>
+              <w:rPr>
+                <w:rFonts w:ascii="Consolas" w:eastAsia="Consolas" w:hAnsi="Consolas" w:cs="Consolas"/>
+                <w:sz w:val="19"/>
+                <w:szCs w:val="19"/>
+              </w:rPr>
+              <w:t xml:space="preserve">    connection = sqlite3.connect('foodie.db')</w:t>
+            </w:r>
+          </w:p>
+          <w:p>
+            <w:r>
+              <w:rPr>
+                <w:rFonts w:ascii="Consolas" w:eastAsia="Consolas" w:hAnsi="Consolas" w:cs="Consolas"/>
+                <w:sz w:val="19"/>
+                <w:szCs w:val="19"/>
+              </w:rPr>
+              <w:t xml:space="preserve"> </w:t>
+            </w:r>
+          </w:p>
+          <w:p>
+            <w:r>
+              <w:rPr>
+                <w:rFonts w:ascii="Consolas" w:eastAsia="Consolas" w:hAnsi="Consolas" w:cs="Consolas"/>
+                <w:sz w:val="19"/>
+                <w:szCs w:val="19"/>
+              </w:rPr>
+              <w:t xml:space="preserve">    # Load all rows from the Restaurants table into a DataFrame</w:t>
+            </w:r>
+          </w:p>
+          <w:p>
+            <w:r>
+              <w:rPr>
+                <w:rFonts w:ascii="Consolas" w:eastAsia="Consolas" w:hAnsi="Consolas" w:cs="Consolas"/>
+                <w:sz w:val="19"/>
+                <w:szCs w:val="19"/>
+              </w:rPr>
+              <w:t xml:space="preserve">    df = pd.read_sql_query('SELECT * FROM Restaurants', connection)</w:t>
+            </w:r>
+          </w:p>
+          <w:p>
+            <w:r>
+              <w:rPr>
+                <w:rFonts w:ascii="Consolas" w:eastAsia="Consolas" w:hAnsi="Consolas" w:cs="Consolas"/>
+                <w:sz w:val="19"/>
+                <w:szCs w:val="19"/>
+              </w:rPr>
+              <w:t xml:space="preserve"> </w:t>
+            </w:r>
+          </w:p>
+          <w:p>
+            <w:r>
+              <w:rPr>
+                <w:rFonts w:ascii="Consolas" w:eastAsia="Consolas" w:hAnsi="Consolas" w:cs="Consolas"/>
+                <w:sz w:val="19"/>
+                <w:szCs w:val="19"/>
+              </w:rPr>
+              <w:t xml:space="preserve">    connection.close()</w:t>
             </w:r>
           </w:p>
           <w:p>
@@ -1680,58 +947,28 @@
                 <w:sz w:val="19"/>
                 <w:szCs w:val="19"/>
               </w:rPr>
-              <w:t xml:space="preserve">    print(</w:t>
-            </w:r>
-            <w:proofErr w:type="spellStart"/>
-            <w:proofErr w:type="gramStart"/>
-            <w:r>
-              <w:rPr>
-                <w:rFonts w:ascii="Consolas" w:eastAsia="Consolas" w:hAnsi="Consolas" w:cs="Consolas"/>
-                <w:sz w:val="19"/>
-                <w:szCs w:val="19"/>
-              </w:rPr>
-              <w:t>df.head</w:t>
-            </w:r>
-            <w:proofErr w:type="spellEnd"/>
-            <w:proofErr w:type="gramEnd"/>
-            <w:r>
-              <w:rPr>
-                <w:rFonts w:ascii="Consolas" w:eastAsia="Consolas" w:hAnsi="Consolas" w:cs="Consolas"/>
-                <w:sz w:val="19"/>
-                <w:szCs w:val="19"/>
-              </w:rPr>
-              <w:t>(2))</w:t>
-            </w:r>
-          </w:p>
-          <w:p>
-            <w:r>
-              <w:rPr>
-                <w:rFonts w:ascii="Consolas" w:eastAsia="Consolas" w:hAnsi="Consolas" w:cs="Consolas"/>
-                <w:sz w:val="19"/>
-                <w:szCs w:val="19"/>
-              </w:rPr>
-              <w:t xml:space="preserve"> </w:t>
-            </w:r>
-          </w:p>
-          <w:p>
-            <w:r>
-              <w:rPr>
-                <w:rFonts w:ascii="Consolas" w:eastAsia="Consolas" w:hAnsi="Consolas" w:cs="Consolas"/>
-                <w:sz w:val="19"/>
-                <w:szCs w:val="19"/>
-              </w:rPr>
-              <w:t xml:space="preserve">    return </w:t>
-            </w:r>
-            <w:proofErr w:type="spellStart"/>
-            <w:r>
-              <w:rPr>
-                <w:rFonts w:ascii="Consolas" w:eastAsia="Consolas" w:hAnsi="Consolas" w:cs="Consolas"/>
-                <w:sz w:val="19"/>
-                <w:szCs w:val="19"/>
-              </w:rPr>
-              <w:t>df</w:t>
-            </w:r>
-            <w:proofErr w:type="spellEnd"/>
+              <w:t xml:space="preserve">    print(df.head(2))</w:t>
+            </w:r>
+          </w:p>
+          <w:p>
+            <w:r>
+              <w:rPr>
+                <w:rFonts w:ascii="Consolas" w:eastAsia="Consolas" w:hAnsi="Consolas" w:cs="Consolas"/>
+                <w:sz w:val="19"/>
+                <w:szCs w:val="19"/>
+              </w:rPr>
+              <w:t xml:space="preserve"> </w:t>
+            </w:r>
+          </w:p>
+          <w:p>
+            <w:r>
+              <w:rPr>
+                <w:rFonts w:ascii="Consolas" w:eastAsia="Consolas" w:hAnsi="Consolas" w:cs="Consolas"/>
+                <w:sz w:val="19"/>
+                <w:szCs w:val="19"/>
+              </w:rPr>
+              <w:t xml:space="preserve">    return df</w:t>
+            </w:r>
           </w:p>
           <w:p>
             <w:r>
@@ -1760,61 +997,7 @@
                 <w:sz w:val="19"/>
                 <w:szCs w:val="19"/>
               </w:rPr>
-              <w:t xml:space="preserve">    </w:t>
-            </w:r>
-            <w:proofErr w:type="spellStart"/>
-            <w:r>
-              <w:rPr>
-                <w:rFonts w:ascii="Consolas" w:eastAsia="Consolas" w:hAnsi="Consolas" w:cs="Consolas"/>
-                <w:sz w:val="19"/>
-                <w:szCs w:val="19"/>
-              </w:rPr>
-              <w:t>restaurants_df</w:t>
-            </w:r>
-            <w:proofErr w:type="spellEnd"/>
-            <w:r>
-              <w:rPr>
-                <w:rFonts w:ascii="Consolas" w:eastAsia="Consolas" w:hAnsi="Consolas" w:cs="Consolas"/>
-                <w:sz w:val="19"/>
-                <w:szCs w:val="19"/>
-              </w:rPr>
-              <w:t xml:space="preserve"> = </w:t>
-            </w:r>
-            <w:proofErr w:type="spellStart"/>
-            <w:r>
-              <w:rPr>
-                <w:rFonts w:ascii="Consolas" w:eastAsia="Consolas" w:hAnsi="Consolas" w:cs="Consolas"/>
-                <w:sz w:val="19"/>
-                <w:szCs w:val="19"/>
-              </w:rPr>
-              <w:t>load_restaurants_to_</w:t>
-            </w:r>
-            <w:proofErr w:type="gramStart"/>
-            <w:r>
-              <w:rPr>
-                <w:rFonts w:ascii="Consolas" w:eastAsia="Consolas" w:hAnsi="Consolas" w:cs="Consolas"/>
-                <w:sz w:val="19"/>
-                <w:szCs w:val="19"/>
-              </w:rPr>
-              <w:t>dataframe</w:t>
-            </w:r>
-            <w:proofErr w:type="spellEnd"/>
-            <w:r>
-              <w:rPr>
-                <w:rFonts w:ascii="Consolas" w:eastAsia="Consolas" w:hAnsi="Consolas" w:cs="Consolas"/>
-                <w:sz w:val="19"/>
-                <w:szCs w:val="19"/>
-              </w:rPr>
-              <w:t>(</w:t>
-            </w:r>
-            <w:proofErr w:type="gramEnd"/>
-            <w:r>
-              <w:rPr>
-                <w:rFonts w:ascii="Consolas" w:eastAsia="Consolas" w:hAnsi="Consolas" w:cs="Consolas"/>
-                <w:sz w:val="19"/>
-                <w:szCs w:val="19"/>
-              </w:rPr>
-              <w:t>)</w:t>
+              <w:t xml:space="preserve">    restaurants_df = load_restaurants_to_dataframe()</w:t>
             </w:r>
           </w:p>
         </w:tc>
@@ -1852,119 +1035,7 @@
         <w:rPr>
           <w:color w:val="000000"/>
         </w:rPr>
-        <w:t>Add a new column '</w:t>
-      </w:r>
-      <w:proofErr w:type="spellStart"/>
-      <w:r>
-        <w:rPr>
-          <w:color w:val="000000"/>
-        </w:rPr>
-        <w:t>delivery_charge</w:t>
-      </w:r>
-      <w:proofErr w:type="spellEnd"/>
-      <w:r>
-        <w:rPr>
-          <w:color w:val="000000"/>
-        </w:rPr>
-        <w:t xml:space="preserve">' to your </w:t>
-      </w:r>
-      <w:proofErr w:type="spellStart"/>
-      <w:r>
-        <w:rPr>
-          <w:color w:val="000000"/>
-        </w:rPr>
-        <w:t>DataFrame</w:t>
-      </w:r>
-      <w:proofErr w:type="spellEnd"/>
-      <w:r>
-        <w:rPr>
-          <w:color w:val="000000"/>
-        </w:rPr>
-        <w:t>, setting it to 50 for all restaurants, and then calculate a new column '</w:t>
-      </w:r>
-      <w:proofErr w:type="spellStart"/>
-      <w:r>
-        <w:rPr>
-          <w:color w:val="000000"/>
-        </w:rPr>
-        <w:t>final_rating</w:t>
-      </w:r>
-      <w:proofErr w:type="spellEnd"/>
-      <w:r>
-        <w:rPr>
-          <w:color w:val="000000"/>
-        </w:rPr>
-        <w:t>' as rating + (0.1 if cuisine is 'Italian').&lt;</w:t>
-      </w:r>
-      <w:proofErr w:type="spellStart"/>
-      <w:r>
-        <w:rPr>
-          <w:color w:val="000000"/>
-        </w:rPr>
-        <w:t>br</w:t>
-      </w:r>
-      <w:proofErr w:type="spellEnd"/>
-      <w:r>
-        <w:rPr>
-          <w:color w:val="000000"/>
-        </w:rPr>
-        <w:t>&gt;&lt;</w:t>
-      </w:r>
-      <w:proofErr w:type="spellStart"/>
-      <w:r>
-        <w:rPr>
-          <w:color w:val="000000"/>
-        </w:rPr>
-        <w:t>br</w:t>
-      </w:r>
-      <w:proofErr w:type="spellEnd"/>
-      <w:r>
-        <w:rPr>
-          <w:color w:val="000000"/>
-        </w:rPr>
-        <w:t>&gt;&lt;</w:t>
-      </w:r>
-      <w:proofErr w:type="spellStart"/>
-      <w:r>
-        <w:rPr>
-          <w:color w:val="000000"/>
-        </w:rPr>
-        <w:t>em</w:t>
-      </w:r>
-      <w:proofErr w:type="spellEnd"/>
-      <w:r>
-        <w:rPr>
-          <w:color w:val="000000"/>
-        </w:rPr>
-        <w:t xml:space="preserve">&gt;&lt;strong&gt;Hint:&lt;/strong&gt; Use </w:t>
-      </w:r>
-      <w:proofErr w:type="spellStart"/>
-      <w:r>
-        <w:rPr>
-          <w:color w:val="000000"/>
-        </w:rPr>
-        <w:t>DataFrame.apply</w:t>
-      </w:r>
-      <w:proofErr w:type="spellEnd"/>
-      <w:r>
-        <w:rPr>
-          <w:color w:val="000000"/>
-        </w:rPr>
-        <w:t>() or a lambda function for the conditional logic.&lt;/</w:t>
-      </w:r>
-      <w:proofErr w:type="spellStart"/>
-      <w:r>
-        <w:rPr>
-          <w:color w:val="000000"/>
-        </w:rPr>
-        <w:t>em</w:t>
-      </w:r>
-      <w:proofErr w:type="spellEnd"/>
-      <w:r>
-        <w:rPr>
-          <w:color w:val="000000"/>
-        </w:rPr>
-        <w:t>&gt;</w:t>
+        <w:t>Add a new column 'delivery_charge' to your DataFrame, setting it to 50 for all restaurants, and then calculate a new column 'final_rating' as rating + (0.1 if cuisine is 'Italian').&lt;br&gt;&lt;br&gt;&lt;em&gt;&lt;strong&gt;Hint:&lt;/strong&gt; Use DataFrame.apply() or a lambda function for the conditional logic.&lt;/em&gt;</w:t>
       </w:r>
     </w:p>
     <w:p>
@@ -2043,155 +1114,47 @@
                 <w:sz w:val="19"/>
                 <w:szCs w:val="19"/>
               </w:rPr>
-              <w:t xml:space="preserve">def </w:t>
-            </w:r>
-            <w:proofErr w:type="spellStart"/>
-            <w:r>
-              <w:rPr>
-                <w:rFonts w:ascii="Consolas" w:eastAsia="Consolas" w:hAnsi="Consolas" w:cs="Consolas"/>
-                <w:sz w:val="19"/>
-                <w:szCs w:val="19"/>
-              </w:rPr>
-              <w:t>add_delivery_and_final_rating</w:t>
-            </w:r>
-            <w:proofErr w:type="spellEnd"/>
-            <w:r>
-              <w:rPr>
-                <w:rFonts w:ascii="Consolas" w:eastAsia="Consolas" w:hAnsi="Consolas" w:cs="Consolas"/>
-                <w:sz w:val="19"/>
-                <w:szCs w:val="19"/>
-              </w:rPr>
-              <w:t>(</w:t>
-            </w:r>
-            <w:proofErr w:type="spellStart"/>
-            <w:r>
-              <w:rPr>
-                <w:rFonts w:ascii="Consolas" w:eastAsia="Consolas" w:hAnsi="Consolas" w:cs="Consolas"/>
-                <w:sz w:val="19"/>
-                <w:szCs w:val="19"/>
-              </w:rPr>
-              <w:t>df</w:t>
-            </w:r>
-            <w:proofErr w:type="spellEnd"/>
-            <w:r>
-              <w:rPr>
-                <w:rFonts w:ascii="Consolas" w:eastAsia="Consolas" w:hAnsi="Consolas" w:cs="Consolas"/>
-                <w:sz w:val="19"/>
-                <w:szCs w:val="19"/>
-              </w:rPr>
-              <w:t>):</w:t>
-            </w:r>
-          </w:p>
-          <w:p>
-            <w:r>
-              <w:rPr>
-                <w:rFonts w:ascii="Consolas" w:eastAsia="Consolas" w:hAnsi="Consolas" w:cs="Consolas"/>
-                <w:sz w:val="19"/>
-                <w:szCs w:val="19"/>
-              </w:rPr>
-              <w:t xml:space="preserve">    # Add '</w:t>
-            </w:r>
-            <w:proofErr w:type="spellStart"/>
-            <w:r>
-              <w:rPr>
-                <w:rFonts w:ascii="Consolas" w:eastAsia="Consolas" w:hAnsi="Consolas" w:cs="Consolas"/>
-                <w:sz w:val="19"/>
-                <w:szCs w:val="19"/>
-              </w:rPr>
-              <w:t>delivery_charge</w:t>
-            </w:r>
-            <w:proofErr w:type="spellEnd"/>
-            <w:r>
-              <w:rPr>
-                <w:rFonts w:ascii="Consolas" w:eastAsia="Consolas" w:hAnsi="Consolas" w:cs="Consolas"/>
-                <w:sz w:val="19"/>
-                <w:szCs w:val="19"/>
-              </w:rPr>
-              <w:t>' column, set to 50 for all restaurants</w:t>
-            </w:r>
-          </w:p>
-          <w:p>
-            <w:r>
-              <w:rPr>
-                <w:rFonts w:ascii="Consolas" w:eastAsia="Consolas" w:hAnsi="Consolas" w:cs="Consolas"/>
-                <w:sz w:val="19"/>
-                <w:szCs w:val="19"/>
-              </w:rPr>
-              <w:t xml:space="preserve">    </w:t>
-            </w:r>
-            <w:proofErr w:type="spellStart"/>
-            <w:r>
-              <w:rPr>
-                <w:rFonts w:ascii="Consolas" w:eastAsia="Consolas" w:hAnsi="Consolas" w:cs="Consolas"/>
-                <w:sz w:val="19"/>
-                <w:szCs w:val="19"/>
-              </w:rPr>
-              <w:t>df</w:t>
-            </w:r>
-            <w:proofErr w:type="spellEnd"/>
-            <w:r>
-              <w:rPr>
-                <w:rFonts w:ascii="Consolas" w:eastAsia="Consolas" w:hAnsi="Consolas" w:cs="Consolas"/>
-                <w:sz w:val="19"/>
-                <w:szCs w:val="19"/>
-              </w:rPr>
-              <w:t>['</w:t>
-            </w:r>
-            <w:proofErr w:type="spellStart"/>
-            <w:r>
-              <w:rPr>
-                <w:rFonts w:ascii="Consolas" w:eastAsia="Consolas" w:hAnsi="Consolas" w:cs="Consolas"/>
-                <w:sz w:val="19"/>
-                <w:szCs w:val="19"/>
-              </w:rPr>
-              <w:t>delivery_charge</w:t>
-            </w:r>
-            <w:proofErr w:type="spellEnd"/>
-            <w:r>
-              <w:rPr>
-                <w:rFonts w:ascii="Consolas" w:eastAsia="Consolas" w:hAnsi="Consolas" w:cs="Consolas"/>
-                <w:sz w:val="19"/>
-                <w:szCs w:val="19"/>
-              </w:rPr>
-              <w:t>'] = 50</w:t>
-            </w:r>
-          </w:p>
-          <w:p>
-            <w:r>
-              <w:rPr>
-                <w:rFonts w:ascii="Consolas" w:eastAsia="Consolas" w:hAnsi="Consolas" w:cs="Consolas"/>
-                <w:sz w:val="19"/>
-                <w:szCs w:val="19"/>
-              </w:rPr>
-              <w:t xml:space="preserve"> </w:t>
-            </w:r>
-          </w:p>
-          <w:p>
-            <w:r>
-              <w:rPr>
-                <w:rFonts w:ascii="Consolas" w:eastAsia="Consolas" w:hAnsi="Consolas" w:cs="Consolas"/>
-                <w:sz w:val="19"/>
-                <w:szCs w:val="19"/>
-              </w:rPr>
-              <w:t xml:space="preserve">    # Add '</w:t>
-            </w:r>
-            <w:proofErr w:type="spellStart"/>
-            <w:r>
-              <w:rPr>
-                <w:rFonts w:ascii="Consolas" w:eastAsia="Consolas" w:hAnsi="Consolas" w:cs="Consolas"/>
-                <w:sz w:val="19"/>
-                <w:szCs w:val="19"/>
-              </w:rPr>
-              <w:t>final_rating</w:t>
-            </w:r>
-            <w:proofErr w:type="spellEnd"/>
-            <w:r>
-              <w:rPr>
-                <w:rFonts w:ascii="Consolas" w:eastAsia="Consolas" w:hAnsi="Consolas" w:cs="Consolas"/>
-                <w:sz w:val="19"/>
-                <w:szCs w:val="19"/>
-              </w:rPr>
-              <w:t>' column:</w:t>
+              <w:t>def add_delivery_and_final_rating(df):</w:t>
+            </w:r>
+          </w:p>
+          <w:p>
+            <w:r>
+              <w:rPr>
+                <w:rFonts w:ascii="Consolas" w:eastAsia="Consolas" w:hAnsi="Consolas" w:cs="Consolas"/>
+                <w:sz w:val="19"/>
+                <w:szCs w:val="19"/>
+              </w:rPr>
+              <w:t xml:space="preserve">    # Add 'delivery_charge' column, set to 50 for all restaurants</w:t>
+            </w:r>
+          </w:p>
+          <w:p>
+            <w:r>
+              <w:rPr>
+                <w:rFonts w:ascii="Consolas" w:eastAsia="Consolas" w:hAnsi="Consolas" w:cs="Consolas"/>
+                <w:sz w:val="19"/>
+                <w:szCs w:val="19"/>
+              </w:rPr>
+              <w:t xml:space="preserve">    df['delivery_charge'] = 50</w:t>
+            </w:r>
+          </w:p>
+          <w:p>
+            <w:r>
+              <w:rPr>
+                <w:rFonts w:ascii="Consolas" w:eastAsia="Consolas" w:hAnsi="Consolas" w:cs="Consolas"/>
+                <w:sz w:val="19"/>
+                <w:szCs w:val="19"/>
+              </w:rPr>
+              <w:t xml:space="preserve"> </w:t>
+            </w:r>
+          </w:p>
+          <w:p>
+            <w:r>
+              <w:rPr>
+                <w:rFonts w:ascii="Consolas" w:eastAsia="Consolas" w:hAnsi="Consolas" w:cs="Consolas"/>
+                <w:sz w:val="19"/>
+                <w:szCs w:val="19"/>
+              </w:rPr>
+              <w:t xml:space="preserve">    # Add 'final_rating' column:</w:t>
             </w:r>
           </w:p>
           <w:p>
@@ -2211,63 +1174,7 @@
                 <w:sz w:val="19"/>
                 <w:szCs w:val="19"/>
               </w:rPr>
-              <w:t xml:space="preserve">    </w:t>
-            </w:r>
-            <w:proofErr w:type="spellStart"/>
-            <w:r>
-              <w:rPr>
-                <w:rFonts w:ascii="Consolas" w:eastAsia="Consolas" w:hAnsi="Consolas" w:cs="Consolas"/>
-                <w:sz w:val="19"/>
-                <w:szCs w:val="19"/>
-              </w:rPr>
-              <w:t>df</w:t>
-            </w:r>
-            <w:proofErr w:type="spellEnd"/>
-            <w:r>
-              <w:rPr>
-                <w:rFonts w:ascii="Consolas" w:eastAsia="Consolas" w:hAnsi="Consolas" w:cs="Consolas"/>
-                <w:sz w:val="19"/>
-                <w:szCs w:val="19"/>
-              </w:rPr>
-              <w:t>['</w:t>
-            </w:r>
-            <w:proofErr w:type="spellStart"/>
-            <w:r>
-              <w:rPr>
-                <w:rFonts w:ascii="Consolas" w:eastAsia="Consolas" w:hAnsi="Consolas" w:cs="Consolas"/>
-                <w:sz w:val="19"/>
-                <w:szCs w:val="19"/>
-              </w:rPr>
-              <w:t>final_rating</w:t>
-            </w:r>
-            <w:proofErr w:type="spellEnd"/>
-            <w:r>
-              <w:rPr>
-                <w:rFonts w:ascii="Consolas" w:eastAsia="Consolas" w:hAnsi="Consolas" w:cs="Consolas"/>
-                <w:sz w:val="19"/>
-                <w:szCs w:val="19"/>
-              </w:rPr>
-              <w:t xml:space="preserve">'] = </w:t>
-            </w:r>
-            <w:proofErr w:type="spellStart"/>
-            <w:proofErr w:type="gramStart"/>
-            <w:r>
-              <w:rPr>
-                <w:rFonts w:ascii="Consolas" w:eastAsia="Consolas" w:hAnsi="Consolas" w:cs="Consolas"/>
-                <w:sz w:val="19"/>
-                <w:szCs w:val="19"/>
-              </w:rPr>
-              <w:t>df.apply</w:t>
-            </w:r>
-            <w:proofErr w:type="spellEnd"/>
-            <w:proofErr w:type="gramEnd"/>
-            <w:r>
-              <w:rPr>
-                <w:rFonts w:ascii="Consolas" w:eastAsia="Consolas" w:hAnsi="Consolas" w:cs="Consolas"/>
-                <w:sz w:val="19"/>
-                <w:szCs w:val="19"/>
-              </w:rPr>
-              <w:t>(</w:t>
+              <w:t xml:space="preserve">    df['final_rating'] = df.apply(</w:t>
             </w:r>
           </w:p>
           <w:p>
@@ -2317,46 +1224,18 @@
                 <w:sz w:val="19"/>
                 <w:szCs w:val="19"/>
               </w:rPr>
-              <w:t xml:space="preserve">    print(</w:t>
-            </w:r>
-            <w:proofErr w:type="spellStart"/>
-            <w:r>
-              <w:rPr>
-                <w:rFonts w:ascii="Consolas" w:eastAsia="Consolas" w:hAnsi="Consolas" w:cs="Consolas"/>
-                <w:sz w:val="19"/>
-                <w:szCs w:val="19"/>
-              </w:rPr>
-              <w:t>df</w:t>
-            </w:r>
-            <w:proofErr w:type="spellEnd"/>
-            <w:r>
-              <w:rPr>
-                <w:rFonts w:ascii="Consolas" w:eastAsia="Consolas" w:hAnsi="Consolas" w:cs="Consolas"/>
-                <w:sz w:val="19"/>
-                <w:szCs w:val="19"/>
-              </w:rPr>
-              <w:t>)</w:t>
-            </w:r>
-          </w:p>
-          <w:p>
-            <w:r>
-              <w:rPr>
-                <w:rFonts w:ascii="Consolas" w:eastAsia="Consolas" w:hAnsi="Consolas" w:cs="Consolas"/>
-                <w:sz w:val="19"/>
-                <w:szCs w:val="19"/>
-              </w:rPr>
-              <w:t xml:space="preserve">    return </w:t>
-            </w:r>
-            <w:proofErr w:type="spellStart"/>
-            <w:r>
-              <w:rPr>
-                <w:rFonts w:ascii="Consolas" w:eastAsia="Consolas" w:hAnsi="Consolas" w:cs="Consolas"/>
-                <w:sz w:val="19"/>
-                <w:szCs w:val="19"/>
-              </w:rPr>
-              <w:t>df</w:t>
-            </w:r>
-            <w:proofErr w:type="spellEnd"/>
+              <w:t xml:space="preserve">    print(df)</w:t>
+            </w:r>
+          </w:p>
+          <w:p>
+            <w:r>
+              <w:rPr>
+                <w:rFonts w:ascii="Consolas" w:eastAsia="Consolas" w:hAnsi="Consolas" w:cs="Consolas"/>
+                <w:sz w:val="19"/>
+                <w:szCs w:val="19"/>
+              </w:rPr>
+              <w:t xml:space="preserve">    return df</w:t>
+            </w:r>
           </w:p>
           <w:p>
             <w:r>
@@ -2385,203 +1264,47 @@
                 <w:sz w:val="19"/>
                 <w:szCs w:val="19"/>
               </w:rPr>
-              <w:t xml:space="preserve">    connection = sqlite3.connect('</w:t>
-            </w:r>
-            <w:proofErr w:type="spellStart"/>
-            <w:r>
-              <w:rPr>
-                <w:rFonts w:ascii="Consolas" w:eastAsia="Consolas" w:hAnsi="Consolas" w:cs="Consolas"/>
-                <w:sz w:val="19"/>
-                <w:szCs w:val="19"/>
-              </w:rPr>
-              <w:t>foodie.db</w:t>
-            </w:r>
-            <w:proofErr w:type="spellEnd"/>
-            <w:r>
-              <w:rPr>
-                <w:rFonts w:ascii="Consolas" w:eastAsia="Consolas" w:hAnsi="Consolas" w:cs="Consolas"/>
-                <w:sz w:val="19"/>
-                <w:szCs w:val="19"/>
-              </w:rPr>
-              <w:t>')</w:t>
-            </w:r>
-          </w:p>
-          <w:p>
-            <w:r>
-              <w:rPr>
-                <w:rFonts w:ascii="Consolas" w:eastAsia="Consolas" w:hAnsi="Consolas" w:cs="Consolas"/>
-                <w:sz w:val="19"/>
-                <w:szCs w:val="19"/>
-              </w:rPr>
-              <w:t xml:space="preserve">    </w:t>
-            </w:r>
-            <w:proofErr w:type="spellStart"/>
-            <w:r>
-              <w:rPr>
-                <w:rFonts w:ascii="Consolas" w:eastAsia="Consolas" w:hAnsi="Consolas" w:cs="Consolas"/>
-                <w:sz w:val="19"/>
-                <w:szCs w:val="19"/>
-              </w:rPr>
-              <w:t>restaurants_df</w:t>
-            </w:r>
-            <w:proofErr w:type="spellEnd"/>
-            <w:r>
-              <w:rPr>
-                <w:rFonts w:ascii="Consolas" w:eastAsia="Consolas" w:hAnsi="Consolas" w:cs="Consolas"/>
-                <w:sz w:val="19"/>
-                <w:szCs w:val="19"/>
-              </w:rPr>
-              <w:t xml:space="preserve"> = </w:t>
-            </w:r>
-            <w:proofErr w:type="spellStart"/>
-            <w:proofErr w:type="gramStart"/>
-            <w:r>
-              <w:rPr>
-                <w:rFonts w:ascii="Consolas" w:eastAsia="Consolas" w:hAnsi="Consolas" w:cs="Consolas"/>
-                <w:sz w:val="19"/>
-                <w:szCs w:val="19"/>
-              </w:rPr>
-              <w:t>pd.read</w:t>
-            </w:r>
-            <w:proofErr w:type="gramEnd"/>
-            <w:r>
-              <w:rPr>
-                <w:rFonts w:ascii="Consolas" w:eastAsia="Consolas" w:hAnsi="Consolas" w:cs="Consolas"/>
-                <w:sz w:val="19"/>
-                <w:szCs w:val="19"/>
-              </w:rPr>
-              <w:t>_sql_</w:t>
-            </w:r>
-            <w:proofErr w:type="gramStart"/>
-            <w:r>
-              <w:rPr>
-                <w:rFonts w:ascii="Consolas" w:eastAsia="Consolas" w:hAnsi="Consolas" w:cs="Consolas"/>
-                <w:sz w:val="19"/>
-                <w:szCs w:val="19"/>
-              </w:rPr>
-              <w:t>query</w:t>
-            </w:r>
-            <w:proofErr w:type="spellEnd"/>
-            <w:r>
-              <w:rPr>
-                <w:rFonts w:ascii="Consolas" w:eastAsia="Consolas" w:hAnsi="Consolas" w:cs="Consolas"/>
-                <w:sz w:val="19"/>
-                <w:szCs w:val="19"/>
-              </w:rPr>
-              <w:t>(</w:t>
-            </w:r>
-            <w:proofErr w:type="gramEnd"/>
-            <w:r>
-              <w:rPr>
-                <w:rFonts w:ascii="Consolas" w:eastAsia="Consolas" w:hAnsi="Consolas" w:cs="Consolas"/>
-                <w:sz w:val="19"/>
-                <w:szCs w:val="19"/>
-              </w:rPr>
-              <w:t>'SELECT * FROM Restaurants', connection)</w:t>
-            </w:r>
-          </w:p>
-          <w:p>
-            <w:r>
-              <w:rPr>
-                <w:rFonts w:ascii="Consolas" w:eastAsia="Consolas" w:hAnsi="Consolas" w:cs="Consolas"/>
-                <w:sz w:val="19"/>
-                <w:szCs w:val="19"/>
-              </w:rPr>
-              <w:t xml:space="preserve">    </w:t>
-            </w:r>
-            <w:proofErr w:type="spellStart"/>
-            <w:proofErr w:type="gramStart"/>
-            <w:r>
-              <w:rPr>
-                <w:rFonts w:ascii="Consolas" w:eastAsia="Consolas" w:hAnsi="Consolas" w:cs="Consolas"/>
-                <w:sz w:val="19"/>
-                <w:szCs w:val="19"/>
-              </w:rPr>
-              <w:t>connection.close</w:t>
-            </w:r>
-            <w:proofErr w:type="spellEnd"/>
-            <w:proofErr w:type="gramEnd"/>
-            <w:r>
-              <w:rPr>
-                <w:rFonts w:ascii="Consolas" w:eastAsia="Consolas" w:hAnsi="Consolas" w:cs="Consolas"/>
-                <w:sz w:val="19"/>
-                <w:szCs w:val="19"/>
-              </w:rPr>
-              <w:t>()</w:t>
-            </w:r>
-          </w:p>
-          <w:p>
-            <w:r>
-              <w:rPr>
-                <w:rFonts w:ascii="Consolas" w:eastAsia="Consolas" w:hAnsi="Consolas" w:cs="Consolas"/>
-                <w:sz w:val="19"/>
-                <w:szCs w:val="19"/>
-              </w:rPr>
-              <w:t xml:space="preserve"> </w:t>
-            </w:r>
-          </w:p>
-          <w:p>
-            <w:r>
-              <w:rPr>
-                <w:rFonts w:ascii="Consolas" w:eastAsia="Consolas" w:hAnsi="Consolas" w:cs="Consolas"/>
-                <w:sz w:val="19"/>
-                <w:szCs w:val="19"/>
-              </w:rPr>
-              <w:t xml:space="preserve">    </w:t>
-            </w:r>
-            <w:proofErr w:type="spellStart"/>
-            <w:r>
-              <w:rPr>
-                <w:rFonts w:ascii="Consolas" w:eastAsia="Consolas" w:hAnsi="Consolas" w:cs="Consolas"/>
-                <w:sz w:val="19"/>
-                <w:szCs w:val="19"/>
-              </w:rPr>
-              <w:t>updated_df</w:t>
-            </w:r>
-            <w:proofErr w:type="spellEnd"/>
-            <w:r>
-              <w:rPr>
-                <w:rFonts w:ascii="Consolas" w:eastAsia="Consolas" w:hAnsi="Consolas" w:cs="Consolas"/>
-                <w:sz w:val="19"/>
-                <w:szCs w:val="19"/>
-              </w:rPr>
-              <w:t xml:space="preserve"> = </w:t>
-            </w:r>
-            <w:proofErr w:type="spellStart"/>
-            <w:r>
-              <w:rPr>
-                <w:rFonts w:ascii="Consolas" w:eastAsia="Consolas" w:hAnsi="Consolas" w:cs="Consolas"/>
-                <w:sz w:val="19"/>
-                <w:szCs w:val="19"/>
-              </w:rPr>
-              <w:t>add_delivery_and_final_rating</w:t>
-            </w:r>
-            <w:proofErr w:type="spellEnd"/>
-            <w:r>
-              <w:rPr>
-                <w:rFonts w:ascii="Consolas" w:eastAsia="Consolas" w:hAnsi="Consolas" w:cs="Consolas"/>
-                <w:sz w:val="19"/>
-                <w:szCs w:val="19"/>
-              </w:rPr>
-              <w:t>(</w:t>
-            </w:r>
-            <w:proofErr w:type="spellStart"/>
-            <w:r>
-              <w:rPr>
-                <w:rFonts w:ascii="Consolas" w:eastAsia="Consolas" w:hAnsi="Consolas" w:cs="Consolas"/>
-                <w:sz w:val="19"/>
-                <w:szCs w:val="19"/>
-              </w:rPr>
-              <w:t>restaurants_df</w:t>
-            </w:r>
-            <w:proofErr w:type="spellEnd"/>
-            <w:r>
-              <w:rPr>
-                <w:rFonts w:ascii="Consolas" w:eastAsia="Consolas" w:hAnsi="Consolas" w:cs="Consolas"/>
-                <w:sz w:val="19"/>
-                <w:szCs w:val="19"/>
-              </w:rPr>
-              <w:t>)</w:t>
+              <w:t xml:space="preserve">    connection = sqlite3.connect('foodie.db')</w:t>
+            </w:r>
+          </w:p>
+          <w:p>
+            <w:r>
+              <w:rPr>
+                <w:rFonts w:ascii="Consolas" w:eastAsia="Consolas" w:hAnsi="Consolas" w:cs="Consolas"/>
+                <w:sz w:val="19"/>
+                <w:szCs w:val="19"/>
+              </w:rPr>
+              <w:t xml:space="preserve">    restaurants_df = pd.read_sql_query('SELECT * FROM Restaurants', connection)</w:t>
+            </w:r>
+          </w:p>
+          <w:p>
+            <w:r>
+              <w:rPr>
+                <w:rFonts w:ascii="Consolas" w:eastAsia="Consolas" w:hAnsi="Consolas" w:cs="Consolas"/>
+                <w:sz w:val="19"/>
+                <w:szCs w:val="19"/>
+              </w:rPr>
+              <w:t xml:space="preserve">    connection.close()</w:t>
+            </w:r>
+          </w:p>
+          <w:p>
+            <w:r>
+              <w:rPr>
+                <w:rFonts w:ascii="Consolas" w:eastAsia="Consolas" w:hAnsi="Consolas" w:cs="Consolas"/>
+                <w:sz w:val="19"/>
+                <w:szCs w:val="19"/>
+              </w:rPr>
+              <w:t xml:space="preserve"> </w:t>
+            </w:r>
+          </w:p>
+          <w:p>
+            <w:r>
+              <w:rPr>
+                <w:rFonts w:ascii="Consolas" w:eastAsia="Consolas" w:hAnsi="Consolas" w:cs="Consolas"/>
+                <w:sz w:val="19"/>
+                <w:szCs w:val="19"/>
+              </w:rPr>
+              <w:t xml:space="preserve">    updated_df = add_delivery_and_final_rating(restaurants_df)</w:t>
             </w:r>
           </w:p>
         </w:tc>
@@ -2614,35 +1337,7 @@
         <w:rPr>
           <w:color w:val="000000"/>
         </w:rPr>
-        <w:t xml:space="preserve">Automate a daily summary: Write a Python script that connects to </w:t>
-      </w:r>
-      <w:proofErr w:type="spellStart"/>
-      <w:r>
-        <w:rPr>
-          <w:color w:val="000000"/>
-        </w:rPr>
-        <w:t>foodie.db</w:t>
-      </w:r>
-      <w:proofErr w:type="spellEnd"/>
-      <w:r>
-        <w:rPr>
-          <w:color w:val="000000"/>
-        </w:rPr>
-        <w:t xml:space="preserve">, fetches all restaurants with rating above 4.5, loads them into a </w:t>
-      </w:r>
-      <w:proofErr w:type="spellStart"/>
-      <w:r>
-        <w:rPr>
-          <w:color w:val="000000"/>
-        </w:rPr>
-        <w:t>DataFrame</w:t>
-      </w:r>
-      <w:proofErr w:type="spellEnd"/>
-      <w:r>
-        <w:rPr>
-          <w:color w:val="000000"/>
-        </w:rPr>
-        <w:t>, and saves the result as a CSV file named top_rated_restaurants.csv.</w:t>
+        <w:t>Automate a daily summary: Write a Python script that connects to foodie.db, fetches all restaurants with rating above 4.5, loads them into a DataFrame, and saves the result as a CSV file named top_rated_restaurants.csv.</w:t>
       </w:r>
     </w:p>
     <w:tbl>
@@ -2714,91 +1409,27 @@
                 <w:sz w:val="19"/>
                 <w:szCs w:val="19"/>
               </w:rPr>
-              <w:t xml:space="preserve">def </w:t>
-            </w:r>
-            <w:proofErr w:type="spellStart"/>
-            <w:r>
-              <w:rPr>
-                <w:rFonts w:ascii="Consolas" w:eastAsia="Consolas" w:hAnsi="Consolas" w:cs="Consolas"/>
-                <w:sz w:val="19"/>
-                <w:szCs w:val="19"/>
-              </w:rPr>
-              <w:t>generate_daily_</w:t>
-            </w:r>
-            <w:proofErr w:type="gramStart"/>
-            <w:r>
-              <w:rPr>
-                <w:rFonts w:ascii="Consolas" w:eastAsia="Consolas" w:hAnsi="Consolas" w:cs="Consolas"/>
-                <w:sz w:val="19"/>
-                <w:szCs w:val="19"/>
-              </w:rPr>
-              <w:t>summary</w:t>
-            </w:r>
-            <w:proofErr w:type="spellEnd"/>
-            <w:r>
-              <w:rPr>
-                <w:rFonts w:ascii="Consolas" w:eastAsia="Consolas" w:hAnsi="Consolas" w:cs="Consolas"/>
-                <w:sz w:val="19"/>
-                <w:szCs w:val="19"/>
-              </w:rPr>
-              <w:t>(</w:t>
-            </w:r>
-            <w:proofErr w:type="gramEnd"/>
-            <w:r>
-              <w:rPr>
-                <w:rFonts w:ascii="Consolas" w:eastAsia="Consolas" w:hAnsi="Consolas" w:cs="Consolas"/>
-                <w:sz w:val="19"/>
-                <w:szCs w:val="19"/>
-              </w:rPr>
-              <w:t>):</w:t>
-            </w:r>
-          </w:p>
-          <w:p>
-            <w:r>
-              <w:rPr>
-                <w:rFonts w:ascii="Consolas" w:eastAsia="Consolas" w:hAnsi="Consolas" w:cs="Consolas"/>
-                <w:sz w:val="19"/>
-                <w:szCs w:val="19"/>
-              </w:rPr>
-              <w:t xml:space="preserve">    # Connect to </w:t>
-            </w:r>
-            <w:proofErr w:type="spellStart"/>
-            <w:r>
-              <w:rPr>
-                <w:rFonts w:ascii="Consolas" w:eastAsia="Consolas" w:hAnsi="Consolas" w:cs="Consolas"/>
-                <w:sz w:val="19"/>
-                <w:szCs w:val="19"/>
-              </w:rPr>
-              <w:t>foodie.db</w:t>
-            </w:r>
-            <w:proofErr w:type="spellEnd"/>
-          </w:p>
-          <w:p>
-            <w:r>
-              <w:rPr>
-                <w:rFonts w:ascii="Consolas" w:eastAsia="Consolas" w:hAnsi="Consolas" w:cs="Consolas"/>
-                <w:sz w:val="19"/>
-                <w:szCs w:val="19"/>
-              </w:rPr>
-              <w:t xml:space="preserve">    connection = sqlite3.connect('</w:t>
-            </w:r>
-            <w:proofErr w:type="spellStart"/>
-            <w:r>
-              <w:rPr>
-                <w:rFonts w:ascii="Consolas" w:eastAsia="Consolas" w:hAnsi="Consolas" w:cs="Consolas"/>
-                <w:sz w:val="19"/>
-                <w:szCs w:val="19"/>
-              </w:rPr>
-              <w:t>foodie.db</w:t>
-            </w:r>
-            <w:proofErr w:type="spellEnd"/>
-            <w:r>
-              <w:rPr>
-                <w:rFonts w:ascii="Consolas" w:eastAsia="Consolas" w:hAnsi="Consolas" w:cs="Consolas"/>
-                <w:sz w:val="19"/>
-                <w:szCs w:val="19"/>
-              </w:rPr>
-              <w:t>')</w:t>
+              <w:t>def generate_daily_summary():</w:t>
+            </w:r>
+          </w:p>
+          <w:p>
+            <w:r>
+              <w:rPr>
+                <w:rFonts w:ascii="Consolas" w:eastAsia="Consolas" w:hAnsi="Consolas" w:cs="Consolas"/>
+                <w:sz w:val="19"/>
+                <w:szCs w:val="19"/>
+              </w:rPr>
+              <w:t xml:space="preserve">    # Connect to foodie.db</w:t>
+            </w:r>
+          </w:p>
+          <w:p>
+            <w:r>
+              <w:rPr>
+                <w:rFonts w:ascii="Consolas" w:eastAsia="Consolas" w:hAnsi="Consolas" w:cs="Consolas"/>
+                <w:sz w:val="19"/>
+                <w:szCs w:val="19"/>
+              </w:rPr>
+              <w:t xml:space="preserve">    connection = sqlite3.connect('foodie.db')</w:t>
             </w:r>
           </w:p>
           <w:p>
@@ -2838,111 +1469,27 @@
                 <w:sz w:val="19"/>
                 <w:szCs w:val="19"/>
               </w:rPr>
-              <w:t xml:space="preserve">    </w:t>
-            </w:r>
-            <w:proofErr w:type="spellStart"/>
-            <w:r>
-              <w:rPr>
-                <w:rFonts w:ascii="Consolas" w:eastAsia="Consolas" w:hAnsi="Consolas" w:cs="Consolas"/>
-                <w:sz w:val="19"/>
-                <w:szCs w:val="19"/>
-              </w:rPr>
-              <w:t>top_rated_df</w:t>
-            </w:r>
-            <w:proofErr w:type="spellEnd"/>
-            <w:r>
-              <w:rPr>
-                <w:rFonts w:ascii="Consolas" w:eastAsia="Consolas" w:hAnsi="Consolas" w:cs="Consolas"/>
-                <w:sz w:val="19"/>
-                <w:szCs w:val="19"/>
-              </w:rPr>
-              <w:t xml:space="preserve"> = </w:t>
-            </w:r>
-            <w:proofErr w:type="spellStart"/>
-            <w:proofErr w:type="gramStart"/>
-            <w:r>
-              <w:rPr>
-                <w:rFonts w:ascii="Consolas" w:eastAsia="Consolas" w:hAnsi="Consolas" w:cs="Consolas"/>
-                <w:sz w:val="19"/>
-                <w:szCs w:val="19"/>
-              </w:rPr>
-              <w:t>pd.read</w:t>
-            </w:r>
-            <w:proofErr w:type="gramEnd"/>
-            <w:r>
-              <w:rPr>
-                <w:rFonts w:ascii="Consolas" w:eastAsia="Consolas" w:hAnsi="Consolas" w:cs="Consolas"/>
-                <w:sz w:val="19"/>
-                <w:szCs w:val="19"/>
-              </w:rPr>
-              <w:t>_sql_</w:t>
-            </w:r>
-            <w:proofErr w:type="gramStart"/>
-            <w:r>
-              <w:rPr>
-                <w:rFonts w:ascii="Consolas" w:eastAsia="Consolas" w:hAnsi="Consolas" w:cs="Consolas"/>
-                <w:sz w:val="19"/>
-                <w:szCs w:val="19"/>
-              </w:rPr>
-              <w:t>query</w:t>
-            </w:r>
-            <w:proofErr w:type="spellEnd"/>
-            <w:r>
-              <w:rPr>
-                <w:rFonts w:ascii="Consolas" w:eastAsia="Consolas" w:hAnsi="Consolas" w:cs="Consolas"/>
-                <w:sz w:val="19"/>
-                <w:szCs w:val="19"/>
-              </w:rPr>
-              <w:t>(</w:t>
-            </w:r>
-            <w:proofErr w:type="gramEnd"/>
-            <w:r>
-              <w:rPr>
-                <w:rFonts w:ascii="Consolas" w:eastAsia="Consolas" w:hAnsi="Consolas" w:cs="Consolas"/>
-                <w:sz w:val="19"/>
-                <w:szCs w:val="19"/>
-              </w:rPr>
-              <w:t>query, connection)</w:t>
-            </w:r>
-          </w:p>
-          <w:p>
-            <w:r>
-              <w:rPr>
-                <w:rFonts w:ascii="Consolas" w:eastAsia="Consolas" w:hAnsi="Consolas" w:cs="Consolas"/>
-                <w:sz w:val="19"/>
-                <w:szCs w:val="19"/>
-              </w:rPr>
-              <w:t xml:space="preserve"> </w:t>
-            </w:r>
-          </w:p>
-          <w:p>
-            <w:r>
-              <w:rPr>
-                <w:rFonts w:ascii="Consolas" w:eastAsia="Consolas" w:hAnsi="Consolas" w:cs="Consolas"/>
-                <w:sz w:val="19"/>
-                <w:szCs w:val="19"/>
-              </w:rPr>
-              <w:t xml:space="preserve">    </w:t>
-            </w:r>
-            <w:proofErr w:type="spellStart"/>
-            <w:proofErr w:type="gramStart"/>
-            <w:r>
-              <w:rPr>
-                <w:rFonts w:ascii="Consolas" w:eastAsia="Consolas" w:hAnsi="Consolas" w:cs="Consolas"/>
-                <w:sz w:val="19"/>
-                <w:szCs w:val="19"/>
-              </w:rPr>
-              <w:t>connection.close</w:t>
-            </w:r>
-            <w:proofErr w:type="spellEnd"/>
-            <w:proofErr w:type="gramEnd"/>
-            <w:r>
-              <w:rPr>
-                <w:rFonts w:ascii="Consolas" w:eastAsia="Consolas" w:hAnsi="Consolas" w:cs="Consolas"/>
-                <w:sz w:val="19"/>
-                <w:szCs w:val="19"/>
-              </w:rPr>
-              <w:t>()</w:t>
+              <w:t xml:space="preserve">    top_rated_df = pd.read_sql_query(query, connection)</w:t>
+            </w:r>
+          </w:p>
+          <w:p>
+            <w:r>
+              <w:rPr>
+                <w:rFonts w:ascii="Consolas" w:eastAsia="Consolas" w:hAnsi="Consolas" w:cs="Consolas"/>
+                <w:sz w:val="19"/>
+                <w:szCs w:val="19"/>
+              </w:rPr>
+              <w:t xml:space="preserve"> </w:t>
+            </w:r>
+          </w:p>
+          <w:p>
+            <w:r>
+              <w:rPr>
+                <w:rFonts w:ascii="Consolas" w:eastAsia="Consolas" w:hAnsi="Consolas" w:cs="Consolas"/>
+                <w:sz w:val="19"/>
+                <w:szCs w:val="19"/>
+              </w:rPr>
+              <w:t xml:space="preserve">    connection.close()</w:t>
             </w:r>
           </w:p>
           <w:p>
@@ -2972,127 +1519,27 @@
                 <w:sz w:val="19"/>
                 <w:szCs w:val="19"/>
               </w:rPr>
-              <w:t xml:space="preserve">    </w:t>
-            </w:r>
-            <w:proofErr w:type="spellStart"/>
-            <w:r>
-              <w:rPr>
-                <w:rFonts w:ascii="Consolas" w:eastAsia="Consolas" w:hAnsi="Consolas" w:cs="Consolas"/>
-                <w:sz w:val="19"/>
-                <w:szCs w:val="19"/>
-              </w:rPr>
-              <w:t>top_rated_df.to_</w:t>
-            </w:r>
-            <w:proofErr w:type="gramStart"/>
-            <w:r>
-              <w:rPr>
-                <w:rFonts w:ascii="Consolas" w:eastAsia="Consolas" w:hAnsi="Consolas" w:cs="Consolas"/>
-                <w:sz w:val="19"/>
-                <w:szCs w:val="19"/>
-              </w:rPr>
-              <w:t>csv</w:t>
-            </w:r>
-            <w:proofErr w:type="spellEnd"/>
-            <w:r>
-              <w:rPr>
-                <w:rFonts w:ascii="Consolas" w:eastAsia="Consolas" w:hAnsi="Consolas" w:cs="Consolas"/>
-                <w:sz w:val="19"/>
-                <w:szCs w:val="19"/>
-              </w:rPr>
-              <w:t>(</w:t>
-            </w:r>
-            <w:proofErr w:type="gramEnd"/>
-            <w:r>
-              <w:rPr>
-                <w:rFonts w:ascii="Consolas" w:eastAsia="Consolas" w:hAnsi="Consolas" w:cs="Consolas"/>
-                <w:sz w:val="19"/>
-                <w:szCs w:val="19"/>
-              </w:rPr>
-              <w:t>'top_rated_restaurants.csv', index=False)</w:t>
-            </w:r>
-          </w:p>
-          <w:p>
-            <w:r>
-              <w:rPr>
-                <w:rFonts w:ascii="Consolas" w:eastAsia="Consolas" w:hAnsi="Consolas" w:cs="Consolas"/>
-                <w:sz w:val="19"/>
-                <w:szCs w:val="19"/>
-              </w:rPr>
-              <w:t xml:space="preserve"> </w:t>
-            </w:r>
-          </w:p>
-          <w:p>
-            <w:r>
-              <w:rPr>
-                <w:rFonts w:ascii="Consolas" w:eastAsia="Consolas" w:hAnsi="Consolas" w:cs="Consolas"/>
-                <w:sz w:val="19"/>
-                <w:szCs w:val="19"/>
-              </w:rPr>
-              <w:t xml:space="preserve">    </w:t>
-            </w:r>
-            <w:proofErr w:type="gramStart"/>
-            <w:r>
-              <w:rPr>
-                <w:rFonts w:ascii="Consolas" w:eastAsia="Consolas" w:hAnsi="Consolas" w:cs="Consolas"/>
-                <w:sz w:val="19"/>
-                <w:szCs w:val="19"/>
-              </w:rPr>
-              <w:t>print(</w:t>
-            </w:r>
-            <w:proofErr w:type="spellStart"/>
-            <w:proofErr w:type="gramEnd"/>
-            <w:r>
-              <w:rPr>
-                <w:rFonts w:ascii="Consolas" w:eastAsia="Consolas" w:hAnsi="Consolas" w:cs="Consolas"/>
-                <w:sz w:val="19"/>
-                <w:szCs w:val="19"/>
-              </w:rPr>
-              <w:t>f"Saved</w:t>
-            </w:r>
-            <w:proofErr w:type="spellEnd"/>
-            <w:r>
-              <w:rPr>
-                <w:rFonts w:ascii="Consolas" w:eastAsia="Consolas" w:hAnsi="Consolas" w:cs="Consolas"/>
-                <w:sz w:val="19"/>
-                <w:szCs w:val="19"/>
-              </w:rPr>
-              <w:t xml:space="preserve"> {</w:t>
-            </w:r>
-            <w:proofErr w:type="spellStart"/>
-            <w:r>
-              <w:rPr>
-                <w:rFonts w:ascii="Consolas" w:eastAsia="Consolas" w:hAnsi="Consolas" w:cs="Consolas"/>
-                <w:sz w:val="19"/>
-                <w:szCs w:val="19"/>
-              </w:rPr>
-              <w:t>len</w:t>
-            </w:r>
-            <w:proofErr w:type="spellEnd"/>
-            <w:r>
-              <w:rPr>
-                <w:rFonts w:ascii="Consolas" w:eastAsia="Consolas" w:hAnsi="Consolas" w:cs="Consolas"/>
-                <w:sz w:val="19"/>
-                <w:szCs w:val="19"/>
-              </w:rPr>
-              <w:t>(</w:t>
-            </w:r>
-            <w:proofErr w:type="spellStart"/>
-            <w:r>
-              <w:rPr>
-                <w:rFonts w:ascii="Consolas" w:eastAsia="Consolas" w:hAnsi="Consolas" w:cs="Consolas"/>
-                <w:sz w:val="19"/>
-                <w:szCs w:val="19"/>
-              </w:rPr>
-              <w:t>top_rated_df</w:t>
-            </w:r>
-            <w:proofErr w:type="spellEnd"/>
-            <w:r>
-              <w:rPr>
-                <w:rFonts w:ascii="Consolas" w:eastAsia="Consolas" w:hAnsi="Consolas" w:cs="Consolas"/>
-                <w:sz w:val="19"/>
-                <w:szCs w:val="19"/>
-              </w:rPr>
-              <w:t>)} top-rated restaurant(s) to "</w:t>
+              <w:t xml:space="preserve">    top_rated_df.to_csv('top_rated_restaurants.csv', index=False)</w:t>
+            </w:r>
+          </w:p>
+          <w:p>
+            <w:r>
+              <w:rPr>
+                <w:rFonts w:ascii="Consolas" w:eastAsia="Consolas" w:hAnsi="Consolas" w:cs="Consolas"/>
+                <w:sz w:val="19"/>
+                <w:szCs w:val="19"/>
+              </w:rPr>
+              <w:t xml:space="preserve"> </w:t>
+            </w:r>
+          </w:p>
+          <w:p>
+            <w:r>
+              <w:rPr>
+                <w:rFonts w:ascii="Consolas" w:eastAsia="Consolas" w:hAnsi="Consolas" w:cs="Consolas"/>
+                <w:sz w:val="19"/>
+                <w:szCs w:val="19"/>
+              </w:rPr>
+              <w:t xml:space="preserve">    print(f"Saved {len(top_rated_df)} top-rated restaurant(s) to "</w:t>
             </w:r>
           </w:p>
           <w:p>
@@ -3132,43 +1579,7 @@
                 <w:sz w:val="19"/>
                 <w:szCs w:val="19"/>
               </w:rPr>
-              <w:t xml:space="preserve">    </w:t>
-            </w:r>
-            <w:proofErr w:type="spellStart"/>
-            <w:r>
-              <w:rPr>
-                <w:rFonts w:ascii="Consolas" w:eastAsia="Consolas" w:hAnsi="Consolas" w:cs="Consolas"/>
-                <w:sz w:val="19"/>
-                <w:szCs w:val="19"/>
-              </w:rPr>
-              <w:t>generate_daily_</w:t>
-            </w:r>
-            <w:proofErr w:type="gramStart"/>
-            <w:r>
-              <w:rPr>
-                <w:rFonts w:ascii="Consolas" w:eastAsia="Consolas" w:hAnsi="Consolas" w:cs="Consolas"/>
-                <w:sz w:val="19"/>
-                <w:szCs w:val="19"/>
-              </w:rPr>
-              <w:t>summary</w:t>
-            </w:r>
-            <w:proofErr w:type="spellEnd"/>
-            <w:r>
-              <w:rPr>
-                <w:rFonts w:ascii="Consolas" w:eastAsia="Consolas" w:hAnsi="Consolas" w:cs="Consolas"/>
-                <w:sz w:val="19"/>
-                <w:szCs w:val="19"/>
-              </w:rPr>
-              <w:t>(</w:t>
-            </w:r>
-            <w:proofErr w:type="gramEnd"/>
-            <w:r>
-              <w:rPr>
-                <w:rFonts w:ascii="Consolas" w:eastAsia="Consolas" w:hAnsi="Consolas" w:cs="Consolas"/>
-                <w:sz w:val="19"/>
-                <w:szCs w:val="19"/>
-              </w:rPr>
-              <w:t>)</w:t>
+              <w:t xml:space="preserve">    generate_daily_summary()</w:t>
             </w:r>
           </w:p>
           <w:p>
@@ -3198,25 +1609,7 @@
                 <w:sz w:val="19"/>
                 <w:szCs w:val="19"/>
               </w:rPr>
-              <w:t xml:space="preserve">#   - </w:t>
-            </w:r>
-            <w:proofErr w:type="spellStart"/>
-            <w:r>
-              <w:rPr>
-                <w:rFonts w:ascii="Consolas" w:eastAsia="Consolas" w:hAnsi="Consolas" w:cs="Consolas"/>
-                <w:sz w:val="19"/>
-                <w:szCs w:val="19"/>
-              </w:rPr>
-              <w:t>cron</w:t>
-            </w:r>
-            <w:proofErr w:type="spellEnd"/>
-            <w:r>
-              <w:rPr>
-                <w:rFonts w:ascii="Consolas" w:eastAsia="Consolas" w:hAnsi="Consolas" w:cs="Consolas"/>
-                <w:sz w:val="19"/>
-                <w:szCs w:val="19"/>
-              </w:rPr>
-              <w:t xml:space="preserve"> (Linux/Mac): 0 8 * * * python3 daily_summary.py</w:t>
+              <w:t>#   - cron (Linux/Mac): 0 8 * * * python3 daily_summary.py</w:t>
             </w:r>
           </w:p>
           <w:p>
